--- a/exercices/Intro/Intro4.docx
+++ b/exercices/Intro/Intro4.docx
@@ -1,14 +1,16 @@
 
 <file path=word/document.xml><?xml version="1.0" encoding="utf-8"?>
-<w:document xmlns:wpc="http://schemas.microsoft.com/office/word/2010/wordprocessingCanvas" xmlns:cx="http://schemas.microsoft.com/office/drawing/2014/chartex" xmlns:cx1="http://schemas.microsoft.com/office/drawing/2015/9/8/chartex" xmlns:cx2="http://schemas.microsoft.com/office/drawing/2015/10/21/chartex" xmlns:cx3="http://schemas.microsoft.com/office/drawing/2016/5/9/chartex" xmlns:cx4="http://schemas.microsoft.com/office/drawing/2016/5/10/chartex" xmlns:cx5="http://schemas.microsoft.com/office/drawing/2016/5/11/chartex" xmlns:cx6="http://schemas.microsoft.com/office/drawing/2016/5/12/chartex" xmlns:cx7="http://schemas.microsoft.com/office/drawing/2016/5/13/chartex" xmlns:cx8="http://schemas.microsoft.com/office/drawing/2016/5/14/chartex" xmlns:mc="http://schemas.openxmlformats.org/markup-compatibility/2006" xmlns:aink="http://schemas.microsoft.com/office/drawing/2016/ink" xmlns:am3d="http://schemas.microsoft.com/office/drawing/2017/model3d" xmlns:o="urn:schemas-microsoft-com:office:office" xmlns:oel="http://schemas.microsoft.com/office/2019/extlst" xmlns:r="http://schemas.openxmlformats.org/officeDocument/2006/relationships" xmlns:m="http://schemas.openxmlformats.org/officeDocument/2006/math" xmlns:v="urn:schemas-microsoft-com:vml" xmlns:wp14="http://schemas.microsoft.com/office/word/2010/wordprocessingDrawing" xmlns:wp="http://schemas.openxmlformats.org/drawingml/2006/wordprocessingDrawing" xmlns:w10="urn:schemas-microsoft-com:office:word" xmlns:w="http://schemas.openxmlformats.org/wordprocessingml/2006/main" xmlns:w14="http://schemas.microsoft.com/office/word/2010/wordml" xmlns:w15="http://schemas.microsoft.com/office/word/2012/wordml" xmlns:w16cex="http://schemas.microsoft.com/office/word/2018/wordml/cex" xmlns:w16cid="http://schemas.microsoft.com/office/word/2016/wordml/cid" xmlns:w16="http://schemas.microsoft.com/office/word/2018/wordml" xmlns:w16sdtdh="http://schemas.microsoft.com/office/word/2020/wordml/sdtdatahash" xmlns:w16se="http://schemas.microsoft.com/office/word/2015/wordml/symex" xmlns:wpg="http://schemas.microsoft.com/office/word/2010/wordprocessingGroup" xmlns:wpi="http://schemas.microsoft.com/office/word/2010/wordprocessingInk" xmlns:wne="http://schemas.microsoft.com/office/word/2006/wordml" xmlns:wps="http://schemas.microsoft.com/office/word/2010/wordprocessingShape" mc:Ignorable="w14 w15 w16se w16cid w16 w16cex w16sdtdh wp14">
+<w:document xmlns:o="urn:schemas-microsoft-com:office:office" xmlns:r="http://schemas.openxmlformats.org/officeDocument/2006/relationships" xmlns:v="urn:schemas-microsoft-com:vml" xmlns:w="http://schemas.openxmlformats.org/wordprocessingml/2006/main" xmlns:w10="urn:schemas-microsoft-com:office:word" xmlns:wp="http://schemas.openxmlformats.org/drawingml/2006/wordprocessingDrawing" xmlns:wps="http://schemas.microsoft.com/office/word/2010/wordprocessingShape" xmlns:wpg="http://schemas.microsoft.com/office/word/2010/wordprocessingGroup" xmlns:mc="http://schemas.openxmlformats.org/markup-compatibility/2006" xmlns:wp14="http://schemas.microsoft.com/office/word/2010/wordprocessingDrawing" xmlns:w14="http://schemas.microsoft.com/office/word/2010/wordml" xmlns:w15="http://schemas.microsoft.com/office/word/2012/wordml" mc:Ignorable="w14 wp14 w15">
   <w:body>
     <w:p>
       <w:pPr>
-        <w:spacing w:after="120" w:line="240" w:lineRule="auto"/>
+        <w:pStyle w:val="Normal"/>
+        <w:spacing w:lineRule="auto" w:line="240" w:before="0" w:after="120"/>
         <w:rPr>
           <w:b/>
           <w:bCs/>
           <w:i/>
+          <w:i/>
           <w:iCs/>
           <w:sz w:val="24"/>
           <w:szCs w:val="24"/>
@@ -28,11 +30,13 @@
     </w:p>
     <w:p>
       <w:pPr>
-        <w:spacing w:after="120" w:line="240" w:lineRule="auto"/>
+        <w:pStyle w:val="Normal"/>
+        <w:spacing w:lineRule="auto" w:line="240" w:before="0" w:after="120"/>
         <w:rPr>
           <w:b/>
           <w:bCs/>
           <w:i/>
+          <w:i/>
           <w:iCs/>
           <w:sz w:val="24"/>
           <w:szCs w:val="24"/>
@@ -52,11 +56,13 @@
     </w:p>
     <w:p>
       <w:pPr>
+        <w:pStyle w:val="Normal"/>
         <w:jc w:val="center"/>
         <w:rPr>
           <w:b/>
           <w:bCs/>
           <w:i/>
+          <w:i/>
           <w:iCs/>
           <w:sz w:val="24"/>
           <w:szCs w:val="24"/>
@@ -71,24 +77,23 @@
           <w:sz w:val="24"/>
           <w:szCs w:val="24"/>
         </w:rPr>
-        <w:t xml:space="preserve">Exercice </w:t>
-      </w:r>
-      <w:r>
-        <w:rPr>
-          <w:b/>
-          <w:bCs/>
-          <w:i/>
-          <w:iCs/>
-          <w:sz w:val="24"/>
-          <w:szCs w:val="24"/>
-        </w:rPr>
-        <w:t>4</w:t>
-      </w:r>
-    </w:p>
-    <w:p/>
-    <w:p>
-      <w:pPr>
-        <w:rPr>
+        <w:t>Exercice 4</w:t>
+      </w:r>
+    </w:p>
+    <w:p>
+      <w:pPr>
+        <w:pStyle w:val="Normal"/>
+        <w:rPr/>
+      </w:pPr>
+      <w:r>
+        <w:rPr/>
+      </w:r>
+    </w:p>
+    <w:p>
+      <w:pPr>
+        <w:pStyle w:val="Normal"/>
+        <w:rPr>
+          <w:i/>
           <w:i/>
           <w:iCs/>
         </w:rPr>
@@ -103,13 +108,15 @@
     </w:p>
     <w:p>
       <w:pPr>
-        <w:pStyle w:val="Paragraphedeliste"/>
+        <w:pStyle w:val="ListParagraph"/>
         <w:numPr>
           <w:ilvl w:val="0"/>
           <w:numId w:val="1"/>
         </w:numPr>
-      </w:pPr>
-      <w:r>
+        <w:rPr/>
+      </w:pPr>
+      <w:r>
+        <w:rPr/>
         <w:t xml:space="preserve">Créez un répertoire nommé </w:t>
       </w:r>
       <w:r>
@@ -121,15 +128,8 @@
         <w:t>import</w:t>
       </w:r>
       <w:r>
-        <w:t xml:space="preserve"> dans votre répertoire personnel et </w:t>
-      </w:r>
-      <w:proofErr w:type="gramStart"/>
-      <w:r>
-        <w:t>copiez y</w:t>
-      </w:r>
-      <w:proofErr w:type="gramEnd"/>
-      <w:r>
-        <w:t xml:space="preserve"> tous les fichiers qui commencent par la lettre "a" dans le répertoire </w:t>
+        <w:rPr/>
+        <w:t xml:space="preserve"> dans votre répertoire personnel et copiez y tous les fichiers qui commencent par la lettre "a" dans le répertoire </w:t>
       </w:r>
       <w:r>
         <w:rPr>
@@ -137,79 +137,89 @@
           <w:iCs/>
           <w:u w:val="single"/>
         </w:rPr>
-        <w:t>/</w:t>
-      </w:r>
-      <w:proofErr w:type="spellStart"/>
-      <w:r>
-        <w:rPr>
-          <w:i/>
-          <w:iCs/>
-          <w:u w:val="single"/>
-        </w:rPr>
-        <w:t>etc</w:t>
-      </w:r>
-      <w:proofErr w:type="spellEnd"/>
-      <w:r>
-        <w:rPr>
-          <w:i/>
-          <w:iCs/>
-          <w:u w:val="single"/>
-        </w:rPr>
-        <w:t>/</w:t>
-      </w:r>
-      <w:proofErr w:type="spellStart"/>
-      <w:r>
-        <w:rPr>
-          <w:i/>
-          <w:iCs/>
-          <w:u w:val="single"/>
-        </w:rPr>
-        <w:t>init.d</w:t>
-      </w:r>
-      <w:proofErr w:type="spellEnd"/>
-      <w:r>
+        <w:t>/etc/init.d</w:t>
+      </w:r>
+      <w:r>
+        <w:rPr/>
         <w:t>.</w:t>
       </w:r>
     </w:p>
     <w:tbl>
       <w:tblPr>
         <w:tblStyle w:val="Grilledutableau"/>
-        <w:tblW w:w="0" w:type="auto"/>
+        <w:tblW w:w="8270" w:type="dxa"/>
+        <w:jc w:val="left"/>
         <w:tblInd w:w="360" w:type="dxa"/>
-        <w:tblLook w:val="04A0" w:firstRow="1" w:lastRow="0" w:firstColumn="1" w:lastColumn="0" w:noHBand="0" w:noVBand="1"/>
+        <w:tblLayout w:type="fixed"/>
+        <w:tblCellMar>
+          <w:top w:w="0" w:type="dxa"/>
+          <w:left w:w="108" w:type="dxa"/>
+          <w:bottom w:w="0" w:type="dxa"/>
+          <w:right w:w="108" w:type="dxa"/>
+        </w:tblCellMar>
+        <w:tblLook w:val="04a0" w:noHBand="0" w:noVBand="1" w:firstColumn="1" w:lastRow="0" w:lastColumn="0" w:firstRow="1"/>
       </w:tblPr>
       <w:tblGrid>
         <w:gridCol w:w="8270"/>
       </w:tblGrid>
       <w:tr>
+        <w:trPr/>
         <w:tc>
           <w:tcPr>
             <w:tcW w:w="8270" w:type="dxa"/>
+            <w:tcBorders/>
           </w:tcPr>
           <w:p>
             <w:pPr>
-              <w:pStyle w:val="Paragraphedeliste"/>
+              <w:pStyle w:val="ListParagraph"/>
+              <w:widowControl/>
+              <w:suppressAutoHyphens w:val="true"/>
+              <w:spacing w:lineRule="auto" w:line="240" w:before="0" w:after="0"/>
               <w:ind w:left="0"/>
+              <w:contextualSpacing/>
+              <w:jc w:val="left"/>
+              <w:rPr>
+                <w:rFonts w:ascii="Calibri" w:hAnsi="Calibri" w:eastAsia="Calibri" w:cs=""/>
+                <w:kern w:val="0"/>
+                <w:sz w:val="22"/>
+                <w:szCs w:val="22"/>
+                <w:lang w:val="fr-CA" w:eastAsia="en-US" w:bidi="ar-SA"/>
+              </w:rPr>
             </w:pPr>
+            <w:r>
+              <w:rPr>
+                <w:rFonts w:eastAsia="Calibri" w:cs=""/>
+                <w:kern w:val="0"/>
+                <w:sz w:val="22"/>
+                <w:szCs w:val="22"/>
+                <w:lang w:val="fr-CA" w:eastAsia="en-US" w:bidi="ar-SA"/>
+              </w:rPr>
+            </w:r>
           </w:p>
         </w:tc>
       </w:tr>
     </w:tbl>
     <w:p>
       <w:pPr>
-        <w:pStyle w:val="Paragraphedeliste"/>
+        <w:pStyle w:val="ListParagraph"/>
         <w:ind w:left="360"/>
-      </w:pPr>
-    </w:p>
-    <w:p>
-      <w:pPr>
-        <w:pStyle w:val="Paragraphedeliste"/>
+        <w:rPr/>
+      </w:pPr>
+      <w:r>
+        <w:rPr/>
+      </w:r>
+    </w:p>
+    <w:p>
+      <w:pPr>
+        <w:pStyle w:val="ListParagraph"/>
         <w:numPr>
           <w:ilvl w:val="0"/>
           <w:numId w:val="1"/>
         </w:numPr>
-      </w:pPr>
-      <w:r>
+        <w:rPr/>
+      </w:pPr>
+      <w:r>
+        <w:rPr/>
         <w:t xml:space="preserve">Copiez vers </w:t>
       </w:r>
       <w:r>
@@ -221,15 +231,8 @@
         <w:t>import</w:t>
       </w:r>
       <w:r>
-        <w:t xml:space="preserve"> tous les fichiers et répertoires dont le nom commence par "</w:t>
-      </w:r>
-      <w:proofErr w:type="spellStart"/>
-      <w:r>
-        <w:t>ba</w:t>
-      </w:r>
-      <w:proofErr w:type="spellEnd"/>
-      <w:r>
-        <w:t xml:space="preserve">" dans </w:t>
+        <w:rPr/>
+        <w:t xml:space="preserve"> tous les fichiers et répertoires dont le nom commence par "ba" dans </w:t>
       </w:r>
       <w:r>
         <w:rPr>
@@ -237,85 +240,85 @@
           <w:iCs/>
           <w:u w:val="single"/>
         </w:rPr>
-        <w:t>/</w:t>
-      </w:r>
-      <w:proofErr w:type="spellStart"/>
-      <w:r>
-        <w:rPr>
-          <w:i/>
-          <w:iCs/>
-          <w:u w:val="single"/>
-        </w:rPr>
-        <w:t>usr</w:t>
-      </w:r>
-      <w:proofErr w:type="spellEnd"/>
-      <w:r>
-        <w:rPr>
-          <w:i/>
-          <w:iCs/>
-          <w:u w:val="single"/>
-        </w:rPr>
-        <w:t>/</w:t>
-      </w:r>
-      <w:proofErr w:type="spellStart"/>
-      <w:r>
-        <w:rPr>
-          <w:i/>
-          <w:iCs/>
-          <w:u w:val="single"/>
-        </w:rPr>
-        <w:t>share</w:t>
-      </w:r>
-      <w:proofErr w:type="spellEnd"/>
-      <w:r>
+        <w:t>/usr/share</w:t>
+      </w:r>
+      <w:r>
+        <w:rPr/>
         <w:t xml:space="preserve">. </w:t>
       </w:r>
     </w:p>
     <w:tbl>
       <w:tblPr>
         <w:tblStyle w:val="Grilledutableau"/>
-        <w:tblW w:w="0" w:type="auto"/>
+        <w:tblW w:w="8270" w:type="dxa"/>
+        <w:jc w:val="left"/>
         <w:tblInd w:w="360" w:type="dxa"/>
-        <w:tblLook w:val="04A0" w:firstRow="1" w:lastRow="0" w:firstColumn="1" w:lastColumn="0" w:noHBand="0" w:noVBand="1"/>
+        <w:tblLayout w:type="fixed"/>
+        <w:tblCellMar>
+          <w:top w:w="0" w:type="dxa"/>
+          <w:left w:w="108" w:type="dxa"/>
+          <w:bottom w:w="0" w:type="dxa"/>
+          <w:right w:w="108" w:type="dxa"/>
+        </w:tblCellMar>
+        <w:tblLook w:val="04a0" w:noHBand="0" w:noVBand="1" w:firstColumn="1" w:lastRow="0" w:lastColumn="0" w:firstRow="1"/>
       </w:tblPr>
       <w:tblGrid>
         <w:gridCol w:w="8270"/>
       </w:tblGrid>
       <w:tr>
+        <w:trPr/>
         <w:tc>
           <w:tcPr>
             <w:tcW w:w="8270" w:type="dxa"/>
+            <w:tcBorders/>
           </w:tcPr>
           <w:p>
             <w:pPr>
-              <w:pStyle w:val="Paragraphedeliste"/>
+              <w:pStyle w:val="ListParagraph"/>
+              <w:widowControl/>
+              <w:suppressAutoHyphens w:val="true"/>
+              <w:spacing w:lineRule="auto" w:line="240" w:before="0" w:after="0"/>
               <w:ind w:left="0"/>
+              <w:contextualSpacing/>
+              <w:jc w:val="left"/>
               <w:rPr>
                 <w:lang w:val="en-CA"/>
               </w:rPr>
             </w:pPr>
+            <w:r>
+              <w:rPr>
+                <w:lang w:val="en-CA"/>
+              </w:rPr>
+            </w:r>
           </w:p>
         </w:tc>
       </w:tr>
     </w:tbl>
     <w:p>
       <w:pPr>
-        <w:pStyle w:val="Paragraphedeliste"/>
+        <w:pStyle w:val="ListParagraph"/>
         <w:ind w:left="360"/>
         <w:rPr>
           <w:lang w:val="en-CA"/>
         </w:rPr>
       </w:pPr>
-    </w:p>
-    <w:p>
-      <w:pPr>
-        <w:pStyle w:val="Paragraphedeliste"/>
+      <w:r>
+        <w:rPr>
+          <w:lang w:val="en-CA"/>
+        </w:rPr>
+      </w:r>
+    </w:p>
+    <w:p>
+      <w:pPr>
+        <w:pStyle w:val="ListParagraph"/>
         <w:numPr>
           <w:ilvl w:val="0"/>
           <w:numId w:val="1"/>
         </w:numPr>
-      </w:pPr>
-      <w:r>
+        <w:rPr/>
+      </w:pPr>
+      <w:r>
+        <w:rPr/>
         <w:t xml:space="preserve">Créez les répertoires </w:t>
       </w:r>
       <w:r>
@@ -324,91 +327,10 @@
           <w:iCs/>
           <w:u w:val="single"/>
         </w:rPr>
-        <w:t>~/abc/</w:t>
-      </w:r>
-      <w:proofErr w:type="spellStart"/>
-      <w:r>
-        <w:rPr>
-          <w:i/>
-          <w:iCs/>
-          <w:u w:val="single"/>
-        </w:rPr>
-        <w:t>def</w:t>
-      </w:r>
-      <w:proofErr w:type="spellEnd"/>
-      <w:r>
-        <w:rPr>
-          <w:i/>
-          <w:iCs/>
-          <w:u w:val="single"/>
-        </w:rPr>
-        <w:t>/</w:t>
-      </w:r>
-      <w:proofErr w:type="spellStart"/>
-      <w:r>
-        <w:rPr>
-          <w:i/>
-          <w:iCs/>
-          <w:u w:val="single"/>
-        </w:rPr>
-        <w:t>ghi</w:t>
-      </w:r>
-      <w:proofErr w:type="spellEnd"/>
-      <w:r>
-        <w:rPr>
-          <w:i/>
-          <w:iCs/>
-          <w:u w:val="single"/>
-        </w:rPr>
-        <w:t>/</w:t>
-      </w:r>
-      <w:proofErr w:type="spellStart"/>
-      <w:r>
-        <w:rPr>
-          <w:i/>
-          <w:iCs/>
-          <w:u w:val="single"/>
-        </w:rPr>
-        <w:t>jkl</w:t>
-      </w:r>
-      <w:proofErr w:type="spellEnd"/>
-      <w:r>
-        <w:rPr>
-          <w:i/>
-          <w:iCs/>
-          <w:u w:val="single"/>
-        </w:rPr>
-        <w:t>/</w:t>
-      </w:r>
-      <w:proofErr w:type="spellStart"/>
-      <w:r>
-        <w:rPr>
-          <w:i/>
-          <w:iCs/>
-          <w:u w:val="single"/>
-        </w:rPr>
-        <w:t>mno</w:t>
-      </w:r>
-      <w:proofErr w:type="spellEnd"/>
-      <w:r>
-        <w:rPr>
-          <w:i/>
-          <w:iCs/>
-          <w:u w:val="single"/>
-        </w:rPr>
-        <w:t>/</w:t>
-      </w:r>
-      <w:proofErr w:type="spellStart"/>
-      <w:r>
-        <w:rPr>
-          <w:i/>
-          <w:iCs/>
-          <w:u w:val="single"/>
-        </w:rPr>
-        <w:t>pqr</w:t>
-      </w:r>
-      <w:proofErr w:type="spellEnd"/>
-      <w:r>
+        <w:t>~/abc/def/ghi/jkl/mno/pqr</w:t>
+      </w:r>
+      <w:r>
+        <w:rPr/>
         <w:t xml:space="preserve"> dans votre répertoire personnel et copiez-y le </w:t>
       </w:r>
       <w:r>
@@ -416,21 +338,11 @@
           <w:b/>
           <w:bCs/>
         </w:rPr>
-        <w:t>conten</w:t>
-      </w:r>
-      <w:r>
-        <w:rPr>
-          <w:b/>
-          <w:bCs/>
-        </w:rPr>
-        <w:t>u</w:t>
-      </w:r>
-      <w:r>
-        <w:t xml:space="preserve"> </w:t>
-      </w:r>
-      <w:proofErr w:type="gramStart"/>
-      <w:r>
-        <w:t xml:space="preserve">de </w:t>
+        <w:t>contenu</w:t>
+      </w:r>
+      <w:r>
+        <w:rPr/>
+        <w:t xml:space="preserve"> de </w:t>
       </w:r>
       <w:r>
         <w:rPr>
@@ -440,53 +352,89 @@
         </w:rPr>
         <w:t>import</w:t>
       </w:r>
-      <w:proofErr w:type="gramEnd"/>
-      <w:r>
+      <w:r>
+        <w:rPr/>
         <w:t>.</w:t>
       </w:r>
     </w:p>
     <w:tbl>
       <w:tblPr>
         <w:tblStyle w:val="Grilledutableau"/>
-        <w:tblW w:w="0" w:type="auto"/>
+        <w:tblW w:w="8270" w:type="dxa"/>
+        <w:jc w:val="left"/>
         <w:tblInd w:w="360" w:type="dxa"/>
-        <w:tblLook w:val="04A0" w:firstRow="1" w:lastRow="0" w:firstColumn="1" w:lastColumn="0" w:noHBand="0" w:noVBand="1"/>
+        <w:tblLayout w:type="fixed"/>
+        <w:tblCellMar>
+          <w:top w:w="0" w:type="dxa"/>
+          <w:left w:w="108" w:type="dxa"/>
+          <w:bottom w:w="0" w:type="dxa"/>
+          <w:right w:w="108" w:type="dxa"/>
+        </w:tblCellMar>
+        <w:tblLook w:val="04a0" w:noHBand="0" w:noVBand="1" w:firstColumn="1" w:lastRow="0" w:lastColumn="0" w:firstRow="1"/>
       </w:tblPr>
       <w:tblGrid>
         <w:gridCol w:w="8270"/>
       </w:tblGrid>
       <w:tr>
+        <w:trPr/>
         <w:tc>
           <w:tcPr>
             <w:tcW w:w="8270" w:type="dxa"/>
+            <w:tcBorders/>
           </w:tcPr>
           <w:p>
             <w:pPr>
-              <w:pStyle w:val="Paragraphedeliste"/>
+              <w:pStyle w:val="ListParagraph"/>
+              <w:widowControl/>
+              <w:suppressAutoHyphens w:val="true"/>
+              <w:spacing w:lineRule="auto" w:line="240" w:before="0" w:after="0"/>
               <w:ind w:left="0"/>
+              <w:contextualSpacing/>
+              <w:jc w:val="left"/>
+              <w:rPr>
+                <w:rFonts w:ascii="Calibri" w:hAnsi="Calibri" w:eastAsia="Calibri" w:cs=""/>
+                <w:kern w:val="0"/>
+                <w:sz w:val="22"/>
+                <w:szCs w:val="22"/>
+                <w:lang w:val="fr-CA" w:eastAsia="en-US" w:bidi="ar-SA"/>
+              </w:rPr>
             </w:pPr>
+            <w:r>
+              <w:rPr>
+                <w:rFonts w:eastAsia="Calibri" w:cs=""/>
+                <w:kern w:val="0"/>
+                <w:sz w:val="22"/>
+                <w:szCs w:val="22"/>
+                <w:lang w:val="fr-CA" w:eastAsia="en-US" w:bidi="ar-SA"/>
+              </w:rPr>
+            </w:r>
           </w:p>
         </w:tc>
       </w:tr>
     </w:tbl>
     <w:p>
       <w:pPr>
-        <w:pStyle w:val="Paragraphedeliste"/>
+        <w:pStyle w:val="ListParagraph"/>
         <w:ind w:left="360"/>
-      </w:pPr>
-    </w:p>
-    <w:p>
-      <w:pPr>
-        <w:pStyle w:val="Paragraphedeliste"/>
+        <w:rPr/>
+      </w:pPr>
+      <w:r>
+        <w:rPr/>
+      </w:r>
+    </w:p>
+    <w:p>
+      <w:pPr>
+        <w:pStyle w:val="ListParagraph"/>
         <w:numPr>
           <w:ilvl w:val="0"/>
           <w:numId w:val="1"/>
         </w:numPr>
-      </w:pPr>
-      <w:r>
+        <w:rPr/>
+      </w:pPr>
+      <w:r>
+        <w:rPr/>
         <w:t xml:space="preserve">Déplacez le répertoire </w:t>
       </w:r>
-      <w:proofErr w:type="spellStart"/>
       <w:r>
         <w:rPr>
           <w:i/>
@@ -495,8 +443,8 @@
         </w:rPr>
         <w:t>pqr</w:t>
       </w:r>
-      <w:proofErr w:type="spellEnd"/>
-      <w:r>
+      <w:r>
+        <w:rPr/>
         <w:t xml:space="preserve"> dans </w:t>
       </w:r>
       <w:r>
@@ -508,6 +456,7 @@
         <w:t>~/Bureau</w:t>
       </w:r>
       <w:r>
+        <w:rPr/>
         <w:t xml:space="preserve"> puis supprimez </w:t>
       </w:r>
       <w:r>
@@ -518,116 +467,86 @@
         </w:rPr>
         <w:t>~/abc/</w:t>
       </w:r>
-      <w:proofErr w:type="spellStart"/>
-      <w:r>
-        <w:rPr>
-          <w:i/>
-          <w:iCs/>
-          <w:u w:val="single"/>
-        </w:rPr>
-        <w:t>def</w:t>
-      </w:r>
-      <w:proofErr w:type="spellEnd"/>
-      <w:r>
-        <w:rPr>
-          <w:i/>
-          <w:iCs/>
-          <w:u w:val="single"/>
-        </w:rPr>
-        <w:t>/</w:t>
-      </w:r>
-      <w:proofErr w:type="spellStart"/>
-      <w:r>
-        <w:rPr>
-          <w:i/>
-          <w:iCs/>
-          <w:u w:val="single"/>
-        </w:rPr>
-        <w:t>ghi</w:t>
-      </w:r>
-      <w:proofErr w:type="spellEnd"/>
-      <w:r>
-        <w:rPr>
-          <w:i/>
-          <w:iCs/>
-          <w:u w:val="single"/>
-        </w:rPr>
-        <w:t>/</w:t>
-      </w:r>
-      <w:proofErr w:type="spellStart"/>
-      <w:r>
-        <w:rPr>
-          <w:i/>
-          <w:iCs/>
-          <w:u w:val="single"/>
-        </w:rPr>
-        <w:t>jkl</w:t>
-      </w:r>
-      <w:proofErr w:type="spellEnd"/>
-      <w:r>
-        <w:rPr>
-          <w:i/>
-          <w:iCs/>
-          <w:u w:val="single"/>
-        </w:rPr>
-        <w:t>/</w:t>
-      </w:r>
-      <w:proofErr w:type="spellStart"/>
-      <w:r>
-        <w:rPr>
-          <w:i/>
-          <w:iCs/>
-          <w:u w:val="single"/>
-        </w:rPr>
-        <w:t>mno</w:t>
-      </w:r>
-      <w:proofErr w:type="spellEnd"/>
-      <w:r>
-        <w:rPr>
-          <w:i/>
-          <w:iCs/>
-          <w:u w:val="single"/>
-        </w:rPr>
-        <w:t>/</w:t>
-      </w:r>
-      <w:r>
+      <w:r>
+        <w:rPr/>
         <w:t>.</w:t>
       </w:r>
     </w:p>
     <w:tbl>
       <w:tblPr>
         <w:tblStyle w:val="Grilledutableau"/>
-        <w:tblW w:w="0" w:type="auto"/>
+        <w:tblW w:w="8270" w:type="dxa"/>
+        <w:jc w:val="left"/>
         <w:tblInd w:w="360" w:type="dxa"/>
-        <w:tblLook w:val="04A0" w:firstRow="1" w:lastRow="0" w:firstColumn="1" w:lastColumn="0" w:noHBand="0" w:noVBand="1"/>
+        <w:tblLayout w:type="fixed"/>
+        <w:tblCellMar>
+          <w:top w:w="0" w:type="dxa"/>
+          <w:left w:w="108" w:type="dxa"/>
+          <w:bottom w:w="0" w:type="dxa"/>
+          <w:right w:w="108" w:type="dxa"/>
+        </w:tblCellMar>
+        <w:tblLook w:val="04a0" w:noHBand="0" w:noVBand="1" w:firstColumn="1" w:lastRow="0" w:lastColumn="0" w:firstRow="1"/>
       </w:tblPr>
       <w:tblGrid>
         <w:gridCol w:w="8270"/>
       </w:tblGrid>
       <w:tr>
+        <w:trPr/>
         <w:tc>
           <w:tcPr>
             <w:tcW w:w="8270" w:type="dxa"/>
+            <w:tcBorders/>
           </w:tcPr>
           <w:p>
             <w:pPr>
-              <w:pStyle w:val="Paragraphedeliste"/>
+              <w:pStyle w:val="ListParagraph"/>
+              <w:widowControl/>
+              <w:suppressAutoHyphens w:val="true"/>
+              <w:spacing w:lineRule="auto" w:line="240" w:before="0" w:after="0"/>
               <w:ind w:left="0"/>
+              <w:contextualSpacing/>
+              <w:jc w:val="left"/>
+              <w:rPr>
+                <w:rFonts w:ascii="Calibri" w:hAnsi="Calibri" w:eastAsia="Calibri" w:cs=""/>
+                <w:kern w:val="0"/>
+                <w:sz w:val="22"/>
+                <w:szCs w:val="22"/>
+                <w:lang w:val="fr-CA" w:eastAsia="en-US" w:bidi="ar-SA"/>
+              </w:rPr>
             </w:pPr>
+            <w:r>
+              <w:rPr>
+                <w:rFonts w:eastAsia="Calibri" w:cs=""/>
+                <w:kern w:val="0"/>
+                <w:sz w:val="22"/>
+                <w:szCs w:val="22"/>
+                <w:lang w:val="fr-CA" w:eastAsia="en-US" w:bidi="ar-SA"/>
+              </w:rPr>
+            </w:r>
           </w:p>
         </w:tc>
       </w:tr>
     </w:tbl>
-    <w:p/>
-    <w:p>
-      <w:pPr>
-        <w:pStyle w:val="Paragraphedeliste"/>
+    <w:p>
+      <w:pPr>
+        <w:pStyle w:val="Normal"/>
+        <w:rPr/>
+      </w:pPr>
+      <w:r>
+        <w:rPr/>
+      </w:r>
+    </w:p>
+    <w:p>
+      <w:pPr>
+        <w:pStyle w:val="ListParagraph"/>
         <w:numPr>
           <w:ilvl w:val="0"/>
           <w:numId w:val="1"/>
         </w:numPr>
-      </w:pPr>
-      <w:r>
+        <w:rPr/>
+      </w:pPr>
+      <w:r>
+        <w:rPr/>
         <w:t xml:space="preserve">Créez un lien symbolique vers le répertoire </w:t>
       </w:r>
       <w:r>
@@ -639,6 +558,7 @@
         <w:t>/var/mail</w:t>
       </w:r>
       <w:r>
+        <w:rPr/>
         <w:t xml:space="preserve"> dans </w:t>
       </w:r>
       <w:r>
@@ -647,92 +567,108 @@
           <w:iCs/>
           <w:u w:val="single"/>
         </w:rPr>
-        <w:t>~/Bureau/</w:t>
-      </w:r>
-      <w:proofErr w:type="spellStart"/>
-      <w:r>
-        <w:rPr>
-          <w:i/>
-          <w:iCs/>
-          <w:u w:val="single"/>
-        </w:rPr>
-        <w:t>pqr</w:t>
-      </w:r>
-      <w:proofErr w:type="spellEnd"/>
-      <w:r>
+        <w:t>~/Bureau/pqr</w:t>
+      </w:r>
+      <w:r>
+        <w:rPr/>
         <w:t>.</w:t>
       </w:r>
     </w:p>
     <w:tbl>
       <w:tblPr>
         <w:tblStyle w:val="Grilledutableau"/>
-        <w:tblW w:w="0" w:type="auto"/>
+        <w:tblW w:w="8270" w:type="dxa"/>
+        <w:jc w:val="left"/>
         <w:tblInd w:w="360" w:type="dxa"/>
-        <w:tblLook w:val="04A0" w:firstRow="1" w:lastRow="0" w:firstColumn="1" w:lastColumn="0" w:noHBand="0" w:noVBand="1"/>
+        <w:tblLayout w:type="fixed"/>
+        <w:tblCellMar>
+          <w:top w:w="0" w:type="dxa"/>
+          <w:left w:w="108" w:type="dxa"/>
+          <w:bottom w:w="0" w:type="dxa"/>
+          <w:right w:w="108" w:type="dxa"/>
+        </w:tblCellMar>
+        <w:tblLook w:val="04a0" w:noHBand="0" w:noVBand="1" w:firstColumn="1" w:lastRow="0" w:lastColumn="0" w:firstRow="1"/>
       </w:tblPr>
       <w:tblGrid>
         <w:gridCol w:w="8270"/>
       </w:tblGrid>
       <w:tr>
+        <w:trPr/>
         <w:tc>
           <w:tcPr>
-            <w:tcW w:w="8630" w:type="dxa"/>
+            <w:tcW w:w="8270" w:type="dxa"/>
+            <w:tcBorders/>
           </w:tcPr>
           <w:p>
             <w:pPr>
-              <w:pStyle w:val="Paragraphedeliste"/>
+              <w:pStyle w:val="ListParagraph"/>
+              <w:widowControl/>
+              <w:suppressAutoHyphens w:val="true"/>
+              <w:spacing w:lineRule="auto" w:line="240" w:before="0" w:after="0"/>
               <w:ind w:left="0"/>
+              <w:contextualSpacing/>
+              <w:jc w:val="left"/>
               <w:rPr>
                 <w:color w:val="FF0000"/>
               </w:rPr>
             </w:pPr>
+            <w:r>
+              <w:rPr>
+                <w:color w:val="FF0000"/>
+              </w:rPr>
+            </w:r>
           </w:p>
         </w:tc>
       </w:tr>
     </w:tbl>
     <w:p>
       <w:pPr>
-        <w:pStyle w:val="Paragraphedeliste"/>
+        <w:pStyle w:val="ListParagraph"/>
         <w:ind w:left="360"/>
-      </w:pPr>
-    </w:p>
-    <w:p>
-      <w:pPr>
-        <w:pStyle w:val="Paragraphedeliste"/>
+        <w:rPr/>
+      </w:pPr>
+      <w:r>
+        <w:rPr/>
+      </w:r>
+    </w:p>
+    <w:p>
+      <w:pPr>
+        <w:pStyle w:val="ListParagraph"/>
         <w:ind w:left="360"/>
-      </w:pPr>
-    </w:p>
-    <w:p>
-      <w:pPr>
-        <w:rPr>
-          <w:i/>
-          <w:iCs/>
-        </w:rPr>
-      </w:pPr>
-      <w:r>
-        <w:rPr>
-          <w:i/>
-          <w:iCs/>
-        </w:rPr>
-        <w:t>Répondez aux questions suivantes</w:t>
-      </w:r>
-      <w:r>
-        <w:rPr>
-          <w:i/>
-          <w:iCs/>
-        </w:rPr>
-        <w:t>:</w:t>
-      </w:r>
-    </w:p>
-    <w:p>
-      <w:pPr>
-        <w:pStyle w:val="Paragraphedeliste"/>
+        <w:rPr/>
+      </w:pPr>
+      <w:r>
+        <w:rPr/>
+      </w:r>
+    </w:p>
+    <w:p>
+      <w:pPr>
+        <w:pStyle w:val="Normal"/>
+        <w:rPr>
+          <w:i/>
+          <w:i/>
+          <w:iCs/>
+        </w:rPr>
+      </w:pPr>
+      <w:r>
+        <w:rPr>
+          <w:i/>
+          <w:iCs/>
+        </w:rPr>
+        <w:t>Répondez aux questions suivantes:</w:t>
+      </w:r>
+    </w:p>
+    <w:p>
+      <w:pPr>
+        <w:pStyle w:val="ListParagraph"/>
         <w:numPr>
           <w:ilvl w:val="0"/>
           <w:numId w:val="1"/>
         </w:numPr>
-      </w:pPr>
-      <w:r>
+        <w:rPr/>
+      </w:pPr>
+      <w:r>
+        <w:rPr/>
         <w:t xml:space="preserve">Quel est le fichier dans </w:t>
       </w:r>
       <w:r>
@@ -744,51 +680,78 @@
         <w:t>~/import/base-files</w:t>
       </w:r>
       <w:r>
+        <w:rPr/>
         <w:t xml:space="preserve"> qui a la plus grande taille?</w:t>
       </w:r>
     </w:p>
     <w:tbl>
       <w:tblPr>
         <w:tblStyle w:val="Grilledutableau"/>
-        <w:tblW w:w="0" w:type="auto"/>
+        <w:tblW w:w="8270" w:type="dxa"/>
+        <w:jc w:val="left"/>
         <w:tblInd w:w="360" w:type="dxa"/>
-        <w:tblLook w:val="04A0" w:firstRow="1" w:lastRow="0" w:firstColumn="1" w:lastColumn="0" w:noHBand="0" w:noVBand="1"/>
+        <w:tblLayout w:type="fixed"/>
+        <w:tblCellMar>
+          <w:top w:w="0" w:type="dxa"/>
+          <w:left w:w="108" w:type="dxa"/>
+          <w:bottom w:w="0" w:type="dxa"/>
+          <w:right w:w="108" w:type="dxa"/>
+        </w:tblCellMar>
+        <w:tblLook w:val="04a0" w:noHBand="0" w:noVBand="1" w:firstColumn="1" w:lastRow="0" w:lastColumn="0" w:firstRow="1"/>
       </w:tblPr>
       <w:tblGrid>
         <w:gridCol w:w="8270"/>
       </w:tblGrid>
       <w:tr>
+        <w:trPr/>
         <w:tc>
           <w:tcPr>
             <w:tcW w:w="8270" w:type="dxa"/>
+            <w:tcBorders/>
           </w:tcPr>
           <w:p>
             <w:pPr>
-              <w:pStyle w:val="Paragraphedeliste"/>
+              <w:pStyle w:val="ListParagraph"/>
+              <w:widowControl/>
+              <w:suppressAutoHyphens w:val="true"/>
+              <w:spacing w:lineRule="auto" w:line="240" w:before="0" w:after="0"/>
               <w:ind w:left="0"/>
+              <w:contextualSpacing/>
+              <w:jc w:val="left"/>
               <w:rPr>
                 <w:color w:val="FF0000"/>
               </w:rPr>
             </w:pPr>
+            <w:r>
+              <w:rPr>
+                <w:color w:val="FF0000"/>
+              </w:rPr>
+            </w:r>
           </w:p>
         </w:tc>
       </w:tr>
     </w:tbl>
     <w:p>
       <w:pPr>
-        <w:pStyle w:val="Paragraphedeliste"/>
+        <w:pStyle w:val="ListParagraph"/>
         <w:ind w:left="360"/>
-      </w:pPr>
-    </w:p>
-    <w:p>
-      <w:pPr>
-        <w:pStyle w:val="Paragraphedeliste"/>
+        <w:rPr/>
+      </w:pPr>
+      <w:r>
+        <w:rPr/>
+      </w:r>
+    </w:p>
+    <w:p>
+      <w:pPr>
+        <w:pStyle w:val="ListParagraph"/>
         <w:numPr>
           <w:ilvl w:val="0"/>
           <w:numId w:val="1"/>
         </w:numPr>
-      </w:pPr>
-      <w:r>
+        <w:rPr/>
+      </w:pPr>
+      <w:r>
+        <w:rPr/>
         <w:t xml:space="preserve">Quelle est la première ligne du fichier </w:t>
       </w:r>
       <w:r>
@@ -800,54 +763,80 @@
         <w:t>~/import/base-files/dot.profile.md5sums</w:t>
       </w:r>
       <w:r>
+        <w:rPr/>
         <w:t xml:space="preserve"> ?</w:t>
       </w:r>
     </w:p>
     <w:tbl>
       <w:tblPr>
         <w:tblStyle w:val="Grilledutableau"/>
-        <w:tblW w:w="0" w:type="auto"/>
+        <w:tblW w:w="8270" w:type="dxa"/>
+        <w:jc w:val="left"/>
         <w:tblInd w:w="360" w:type="dxa"/>
-        <w:tblLook w:val="04A0" w:firstRow="1" w:lastRow="0" w:firstColumn="1" w:lastColumn="0" w:noHBand="0" w:noVBand="1"/>
+        <w:tblLayout w:type="fixed"/>
+        <w:tblCellMar>
+          <w:top w:w="0" w:type="dxa"/>
+          <w:left w:w="108" w:type="dxa"/>
+          <w:bottom w:w="0" w:type="dxa"/>
+          <w:right w:w="108" w:type="dxa"/>
+        </w:tblCellMar>
+        <w:tblLook w:val="04a0" w:noHBand="0" w:noVBand="1" w:firstColumn="1" w:lastRow="0" w:lastColumn="0" w:firstRow="1"/>
       </w:tblPr>
       <w:tblGrid>
         <w:gridCol w:w="8270"/>
       </w:tblGrid>
       <w:tr>
+        <w:trPr/>
         <w:tc>
           <w:tcPr>
             <w:tcW w:w="8270" w:type="dxa"/>
+            <w:tcBorders/>
           </w:tcPr>
           <w:p>
             <w:pPr>
-              <w:pStyle w:val="Paragraphedeliste"/>
+              <w:pStyle w:val="ListParagraph"/>
+              <w:widowControl/>
+              <w:suppressAutoHyphens w:val="true"/>
+              <w:spacing w:lineRule="auto" w:line="240" w:before="0" w:after="0"/>
               <w:ind w:left="0"/>
+              <w:contextualSpacing/>
+              <w:jc w:val="left"/>
               <w:rPr>
                 <w:color w:val="FF0000"/>
               </w:rPr>
             </w:pPr>
+            <w:r>
+              <w:rPr>
+                <w:color w:val="FF0000"/>
+              </w:rPr>
+            </w:r>
           </w:p>
         </w:tc>
       </w:tr>
     </w:tbl>
     <w:p>
       <w:pPr>
-        <w:pStyle w:val="Paragraphedeliste"/>
+        <w:pStyle w:val="ListParagraph"/>
         <w:ind w:left="360"/>
-      </w:pPr>
-    </w:p>
-    <w:p>
-      <w:pPr>
-        <w:pStyle w:val="Paragraphedeliste"/>
+        <w:rPr/>
+      </w:pPr>
+      <w:r>
+        <w:rPr/>
+      </w:r>
+    </w:p>
+    <w:p>
+      <w:pPr>
+        <w:pStyle w:val="ListParagraph"/>
         <w:numPr>
           <w:ilvl w:val="0"/>
           <w:numId w:val="1"/>
         </w:numPr>
-      </w:pPr>
-      <w:r>
+        <w:rPr/>
+      </w:pPr>
+      <w:r>
+        <w:rPr/>
         <w:t xml:space="preserve">Il est possible de spécifier plus d'une source à la commande </w:t>
       </w:r>
-      <w:proofErr w:type="spellStart"/>
       <w:r>
         <w:rPr>
           <w:b/>
@@ -855,97 +844,119 @@
         </w:rPr>
         <w:t>cp</w:t>
       </w:r>
-      <w:proofErr w:type="spellEnd"/>
-      <w:r>
+      <w:r>
+        <w:rPr/>
         <w:t xml:space="preserve">, par exemple </w:t>
       </w:r>
-      <w:proofErr w:type="spellStart"/>
       <w:r>
         <w:rPr>
           <w:rFonts w:ascii="Cascadia Mono" w:hAnsi="Cascadia Mono"/>
         </w:rPr>
-        <w:t>cp</w:t>
-      </w:r>
-      <w:proofErr w:type="spellEnd"/>
-      <w:r>
-        <w:rPr>
-          <w:rFonts w:ascii="Cascadia Mono" w:hAnsi="Cascadia Mono"/>
-        </w:rPr>
-        <w:t xml:space="preserve"> source1 source2 source3 ... cible</w:t>
-      </w:r>
-      <w:r>
-        <w:t xml:space="preserve">. Quel effet </w:t>
-      </w:r>
-      <w:proofErr w:type="spellStart"/>
-      <w:r>
-        <w:t>a</w:t>
-      </w:r>
-      <w:proofErr w:type="spellEnd"/>
-      <w:r>
-        <w:t xml:space="preserve"> cette commande? Cherchez dans le manuel pour vous aider.</w:t>
+        <w:t>cp source1 source2 source3 ... cible</w:t>
+      </w:r>
+      <w:r>
+        <w:rPr/>
+        <w:t>. Quel effet a cette commande? Cherchez dans le manuel pour vous aider.</w:t>
       </w:r>
     </w:p>
     <w:tbl>
       <w:tblPr>
         <w:tblStyle w:val="Grilledutableau"/>
-        <w:tblW w:w="0" w:type="auto"/>
+        <w:tblW w:w="8270" w:type="dxa"/>
+        <w:jc w:val="left"/>
         <w:tblInd w:w="360" w:type="dxa"/>
-        <w:tblLook w:val="04A0" w:firstRow="1" w:lastRow="0" w:firstColumn="1" w:lastColumn="0" w:noHBand="0" w:noVBand="1"/>
+        <w:tblLayout w:type="fixed"/>
+        <w:tblCellMar>
+          <w:top w:w="0" w:type="dxa"/>
+          <w:left w:w="108" w:type="dxa"/>
+          <w:bottom w:w="0" w:type="dxa"/>
+          <w:right w:w="108" w:type="dxa"/>
+        </w:tblCellMar>
+        <w:tblLook w:val="04a0" w:noHBand="0" w:noVBand="1" w:firstColumn="1" w:lastRow="0" w:lastColumn="0" w:firstRow="1"/>
       </w:tblPr>
       <w:tblGrid>
         <w:gridCol w:w="8270"/>
       </w:tblGrid>
       <w:tr>
+        <w:trPr/>
         <w:tc>
           <w:tcPr>
             <w:tcW w:w="8270" w:type="dxa"/>
+            <w:tcBorders/>
           </w:tcPr>
           <w:p>
             <w:pPr>
-              <w:pStyle w:val="Paragraphedeliste"/>
+              <w:pStyle w:val="ListParagraph"/>
+              <w:widowControl/>
+              <w:suppressAutoHyphens w:val="true"/>
+              <w:spacing w:lineRule="auto" w:line="240" w:before="0" w:after="0"/>
               <w:ind w:left="0"/>
+              <w:contextualSpacing/>
+              <w:jc w:val="left"/>
               <w:rPr>
                 <w:color w:val="FF0000"/>
               </w:rPr>
             </w:pPr>
+            <w:r>
+              <w:rPr>
+                <w:color w:val="FF0000"/>
+              </w:rPr>
+            </w:r>
           </w:p>
         </w:tc>
       </w:tr>
     </w:tbl>
     <w:p>
       <w:pPr>
-        <w:pStyle w:val="Paragraphedeliste"/>
+        <w:pStyle w:val="ListParagraph"/>
         <w:ind w:left="360"/>
-      </w:pPr>
-    </w:p>
-    <w:p>
-      <w:pPr>
-        <w:pStyle w:val="Paragraphedeliste"/>
+        <w:rPr/>
+      </w:pPr>
+      <w:r>
+        <w:rPr/>
+      </w:r>
+    </w:p>
+    <w:p>
+      <w:pPr>
+        <w:pStyle w:val="ListParagraph"/>
         <w:ind w:left="360"/>
-      </w:pPr>
-    </w:p>
-    <w:p>
-      <w:pPr>
-        <w:pStyle w:val="Paragraphedeliste"/>
+        <w:rPr/>
+      </w:pPr>
+      <w:r>
+        <w:rPr/>
+      </w:r>
+    </w:p>
+    <w:p>
+      <w:pPr>
+        <w:pStyle w:val="ListParagraph"/>
         <w:ind w:left="360"/>
-      </w:pPr>
-    </w:p>
-    <w:p>
-      <w:pPr>
-        <w:pStyle w:val="Paragraphedeliste"/>
+        <w:rPr/>
+      </w:pPr>
+      <w:r>
+        <w:rPr/>
+      </w:r>
+    </w:p>
+    <w:p>
+      <w:pPr>
+        <w:pStyle w:val="ListParagraph"/>
         <w:ind w:left="360"/>
-      </w:pPr>
-    </w:p>
-    <w:p>
-      <w:pPr>
-        <w:pStyle w:val="Paragraphedeliste"/>
+        <w:rPr/>
+      </w:pPr>
+      <w:r>
+        <w:rPr/>
+      </w:r>
+    </w:p>
+    <w:p>
+      <w:pPr>
+        <w:pStyle w:val="ListParagraph"/>
         <w:numPr>
           <w:ilvl w:val="0"/>
           <w:numId w:val="1"/>
         </w:numPr>
-      </w:pPr>
-      <w:r>
-        <w:lastRenderedPageBreak/>
+        <w:rPr/>
+      </w:pPr>
+      <w:r>
+        <w:rPr/>
         <w:t xml:space="preserve">Créez 3 fichiers nommés </w:t>
       </w:r>
       <w:r>
@@ -957,6 +968,7 @@
         <w:t>f1</w:t>
       </w:r>
       <w:r>
+        <w:rPr/>
         <w:t xml:space="preserve">, </w:t>
       </w:r>
       <w:r>
@@ -968,6 +980,7 @@
         <w:t>f2</w:t>
       </w:r>
       <w:r>
+        <w:rPr/>
         <w:t xml:space="preserve"> et </w:t>
       </w:r>
       <w:r>
@@ -979,6 +992,7 @@
         <w:t>f3</w:t>
       </w:r>
       <w:r>
+        <w:rPr/>
         <w:t xml:space="preserve"> et trois répertoires nommés </w:t>
       </w:r>
       <w:r>
@@ -990,6 +1004,7 @@
         <w:t>dir1</w:t>
       </w:r>
       <w:r>
+        <w:rPr/>
         <w:t xml:space="preserve">, </w:t>
       </w:r>
       <w:r>
@@ -1001,6 +1016,7 @@
         <w:t>dir2</w:t>
       </w:r>
       <w:r>
+        <w:rPr/>
         <w:t xml:space="preserve"> et </w:t>
       </w:r>
       <w:r>
@@ -1012,430 +1028,599 @@
         <w:t>dir3</w:t>
       </w:r>
       <w:r>
+        <w:rPr/>
         <w:t xml:space="preserve">. Lancez ensuite la commande suivante : </w:t>
       </w:r>
     </w:p>
     <w:p>
       <w:pPr>
-        <w:pStyle w:val="Paragraphedeliste"/>
+        <w:pStyle w:val="ListParagraph"/>
         <w:spacing w:before="120" w:after="120"/>
         <w:ind w:left="357"/>
-        <w:contextualSpacing w:val="0"/>
-      </w:pPr>
-      <w:proofErr w:type="spellStart"/>
-      <w:proofErr w:type="gramStart"/>
+        <w:contextualSpacing w:val="false"/>
+        <w:rPr/>
+      </w:pPr>
       <w:r>
         <w:rPr>
           <w:rFonts w:ascii="Cascadia Mono" w:hAnsi="Cascadia Mono"/>
         </w:rPr>
-        <w:t>cp</w:t>
-      </w:r>
-      <w:proofErr w:type="spellEnd"/>
-      <w:proofErr w:type="gramEnd"/>
-      <w:r>
-        <w:rPr>
-          <w:rFonts w:ascii="Cascadia Mono" w:hAnsi="Cascadia Mono"/>
-        </w:rPr>
-        <w:t xml:space="preserve"> f* </w:t>
-      </w:r>
-      <w:proofErr w:type="spellStart"/>
-      <w:r>
-        <w:rPr>
-          <w:rFonts w:ascii="Cascadia Mono" w:hAnsi="Cascadia Mono"/>
-        </w:rPr>
-        <w:t>dir</w:t>
-      </w:r>
-      <w:proofErr w:type="spellEnd"/>
-      <w:r>
-        <w:rPr>
-          <w:rFonts w:ascii="Cascadia Mono" w:hAnsi="Cascadia Mono"/>
-        </w:rPr>
-        <w:t>*</w:t>
-      </w:r>
-      <w:r>
+        <w:t>cp f* dir*</w:t>
+      </w:r>
+      <w:r>
+        <w:rPr/>
         <w:t xml:space="preserve">. </w:t>
       </w:r>
     </w:p>
     <w:p>
       <w:pPr>
-        <w:pStyle w:val="Paragraphedeliste"/>
+        <w:pStyle w:val="ListParagraph"/>
         <w:ind w:left="360"/>
-      </w:pPr>
-      <w:r>
+        <w:rPr/>
+      </w:pPr>
+      <w:r>
+        <w:rPr/>
         <w:t>Quel est l'effet de cette commande, et comment expliquez-vous ce qui s'est passé?</w:t>
       </w:r>
     </w:p>
     <w:tbl>
       <w:tblPr>
         <w:tblStyle w:val="Grilledutableau"/>
-        <w:tblW w:w="0" w:type="auto"/>
+        <w:tblW w:w="8270" w:type="dxa"/>
+        <w:jc w:val="left"/>
         <w:tblInd w:w="360" w:type="dxa"/>
-        <w:tblLook w:val="04A0" w:firstRow="1" w:lastRow="0" w:firstColumn="1" w:lastColumn="0" w:noHBand="0" w:noVBand="1"/>
+        <w:tblLayout w:type="fixed"/>
+        <w:tblCellMar>
+          <w:top w:w="0" w:type="dxa"/>
+          <w:left w:w="108" w:type="dxa"/>
+          <w:bottom w:w="0" w:type="dxa"/>
+          <w:right w:w="108" w:type="dxa"/>
+        </w:tblCellMar>
+        <w:tblLook w:val="04a0" w:noHBand="0" w:noVBand="1" w:firstColumn="1" w:lastRow="0" w:lastColumn="0" w:firstRow="1"/>
       </w:tblPr>
       <w:tblGrid>
         <w:gridCol w:w="8270"/>
       </w:tblGrid>
       <w:tr>
+        <w:trPr/>
         <w:tc>
           <w:tcPr>
             <w:tcW w:w="8270" w:type="dxa"/>
+            <w:tcBorders/>
           </w:tcPr>
           <w:p>
             <w:pPr>
-              <w:pStyle w:val="Paragraphedeliste"/>
+              <w:pStyle w:val="ListParagraph"/>
+              <w:widowControl/>
+              <w:suppressAutoHyphens w:val="true"/>
+              <w:spacing w:lineRule="auto" w:line="240" w:before="0" w:after="0"/>
               <w:ind w:left="0"/>
+              <w:contextualSpacing/>
+              <w:jc w:val="left"/>
+              <w:rPr>
+                <w:rFonts w:ascii="Calibri" w:hAnsi="Calibri" w:eastAsia="Calibri" w:cs=""/>
+                <w:kern w:val="0"/>
+                <w:sz w:val="22"/>
+                <w:szCs w:val="22"/>
+                <w:lang w:val="fr-CA" w:eastAsia="en-US" w:bidi="ar-SA"/>
+              </w:rPr>
             </w:pPr>
+            <w:r>
+              <w:rPr>
+                <w:rFonts w:eastAsia="Calibri" w:cs=""/>
+                <w:kern w:val="0"/>
+                <w:sz w:val="22"/>
+                <w:szCs w:val="22"/>
+                <w:lang w:val="fr-CA" w:eastAsia="en-US" w:bidi="ar-SA"/>
+              </w:rPr>
+            </w:r>
           </w:p>
         </w:tc>
       </w:tr>
     </w:tbl>
     <w:p>
       <w:pPr>
-        <w:pStyle w:val="Paragraphedeliste"/>
+        <w:pStyle w:val="ListParagraph"/>
         <w:ind w:left="360"/>
-      </w:pPr>
-    </w:p>
-    <w:p>
-      <w:pPr>
-        <w:pStyle w:val="Paragraphedeliste"/>
+        <w:rPr/>
+      </w:pPr>
+      <w:r>
+        <w:rPr/>
+      </w:r>
+    </w:p>
+    <w:p>
+      <w:pPr>
+        <w:pStyle w:val="ListParagraph"/>
         <w:ind w:left="360"/>
-      </w:pPr>
-    </w:p>
-    <w:p>
-      <w:pPr>
-        <w:pStyle w:val="Paragraphedeliste"/>
+        <w:rPr/>
+      </w:pPr>
+      <w:r>
+        <w:rPr/>
+      </w:r>
+    </w:p>
+    <w:p>
+      <w:pPr>
+        <w:pStyle w:val="ListParagraph"/>
         <w:numPr>
           <w:ilvl w:val="0"/>
           <w:numId w:val="1"/>
         </w:numPr>
-      </w:pPr>
-      <w:r>
+        <w:rPr/>
+      </w:pPr>
+      <w:r>
+        <w:rPr/>
         <w:t xml:space="preserve">Créez un répertoire nommé </w:t>
       </w:r>
-      <w:proofErr w:type="spellStart"/>
       <w:r>
         <w:rPr>
           <w:i/>
           <w:iCs/>
           <w:u w:val="single"/>
         </w:rPr>
-        <w:t>defaut</w:t>
-      </w:r>
-      <w:proofErr w:type="spellEnd"/>
-      <w:r>
+        <w:t>default</w:t>
+      </w:r>
+      <w:r>
+        <w:rPr/>
         <w:t xml:space="preserve">, puis lancez la commande suivante : </w:t>
       </w:r>
     </w:p>
     <w:p>
       <w:pPr>
-        <w:pStyle w:val="Paragraphedeliste"/>
+        <w:pStyle w:val="ListParagraph"/>
         <w:spacing w:before="120" w:after="120"/>
         <w:ind w:left="357"/>
-        <w:contextualSpacing w:val="0"/>
+        <w:contextualSpacing w:val="false"/>
         <w:rPr>
           <w:rFonts w:ascii="Cascadia Mono" w:hAnsi="Cascadia Mono"/>
         </w:rPr>
       </w:pPr>
-      <w:proofErr w:type="spellStart"/>
-      <w:proofErr w:type="gramStart"/>
       <w:r>
         <w:rPr>
           <w:rFonts w:ascii="Cascadia Mono" w:hAnsi="Cascadia Mono"/>
         </w:rPr>
-        <w:t>cp</w:t>
-      </w:r>
-      <w:proofErr w:type="spellEnd"/>
-      <w:proofErr w:type="gramEnd"/>
-      <w:r>
-        <w:rPr>
-          <w:rFonts w:ascii="Cascadia Mono" w:hAnsi="Cascadia Mono"/>
-        </w:rPr>
-        <w:t xml:space="preserve"> -s /</w:t>
-      </w:r>
-      <w:proofErr w:type="spellStart"/>
-      <w:r>
-        <w:rPr>
-          <w:rFonts w:ascii="Cascadia Mono" w:hAnsi="Cascadia Mono"/>
-        </w:rPr>
-        <w:t>etc</w:t>
-      </w:r>
-      <w:proofErr w:type="spellEnd"/>
-      <w:r>
-        <w:rPr>
-          <w:rFonts w:ascii="Cascadia Mono" w:hAnsi="Cascadia Mono"/>
-        </w:rPr>
-        <w:t>/</w:t>
-      </w:r>
-      <w:proofErr w:type="spellStart"/>
-      <w:r>
-        <w:rPr>
-          <w:rFonts w:ascii="Cascadia Mono" w:hAnsi="Cascadia Mono"/>
-        </w:rPr>
-        <w:t>defaut</w:t>
-      </w:r>
-      <w:proofErr w:type="spellEnd"/>
-      <w:r>
-        <w:rPr>
-          <w:rFonts w:ascii="Cascadia Mono" w:hAnsi="Cascadia Mono"/>
-        </w:rPr>
-        <w:t xml:space="preserve">/* </w:t>
-      </w:r>
-      <w:proofErr w:type="spellStart"/>
-      <w:r>
-        <w:rPr>
-          <w:rFonts w:ascii="Cascadia Mono" w:hAnsi="Cascadia Mono"/>
-        </w:rPr>
-        <w:t>defaut</w:t>
-      </w:r>
-      <w:proofErr w:type="spellEnd"/>
-      <w:r>
-        <w:rPr>
-          <w:rFonts w:ascii="Cascadia Mono" w:hAnsi="Cascadia Mono"/>
-        </w:rPr>
-        <w:t>/</w:t>
-      </w:r>
-    </w:p>
-    <w:p>
-      <w:pPr>
-        <w:pStyle w:val="Paragraphedeliste"/>
+        <w:t>cp -s /etc/default/* default/</w:t>
+      </w:r>
+    </w:p>
+    <w:p>
+      <w:pPr>
+        <w:pStyle w:val="ListParagraph"/>
         <w:ind w:left="360"/>
-      </w:pPr>
-      <w:r>
+        <w:rPr/>
+      </w:pPr>
+      <w:r>
+        <w:rPr/>
         <w:t>Quel est l’effet de cette commande?</w:t>
       </w:r>
     </w:p>
     <w:tbl>
       <w:tblPr>
         <w:tblStyle w:val="Grilledutableau"/>
-        <w:tblW w:w="0" w:type="auto"/>
+        <w:tblW w:w="8270" w:type="dxa"/>
+        <w:jc w:val="left"/>
         <w:tblInd w:w="360" w:type="dxa"/>
-        <w:tblLook w:val="04A0" w:firstRow="1" w:lastRow="0" w:firstColumn="1" w:lastColumn="0" w:noHBand="0" w:noVBand="1"/>
+        <w:tblLayout w:type="fixed"/>
+        <w:tblCellMar>
+          <w:top w:w="0" w:type="dxa"/>
+          <w:left w:w="108" w:type="dxa"/>
+          <w:bottom w:w="0" w:type="dxa"/>
+          <w:right w:w="108" w:type="dxa"/>
+        </w:tblCellMar>
+        <w:tblLook w:val="04a0" w:noHBand="0" w:noVBand="1" w:firstColumn="1" w:lastRow="0" w:lastColumn="0" w:firstRow="1"/>
       </w:tblPr>
       <w:tblGrid>
         <w:gridCol w:w="8270"/>
       </w:tblGrid>
       <w:tr>
+        <w:trPr/>
         <w:tc>
           <w:tcPr>
-            <w:tcW w:w="8630" w:type="dxa"/>
+            <w:tcW w:w="8270" w:type="dxa"/>
+            <w:tcBorders/>
           </w:tcPr>
           <w:p>
             <w:pPr>
-              <w:pStyle w:val="Paragraphedeliste"/>
+              <w:pStyle w:val="ListParagraph"/>
+              <w:widowControl/>
+              <w:suppressAutoHyphens w:val="true"/>
+              <w:spacing w:lineRule="auto" w:line="240" w:before="0" w:after="0"/>
               <w:ind w:left="0"/>
+              <w:contextualSpacing/>
+              <w:jc w:val="left"/>
               <w:rPr>
                 <w:color w:val="FF0000"/>
               </w:rPr>
             </w:pPr>
+            <w:r>
+              <w:rPr>
+                <w:color w:val="FF0000"/>
+              </w:rPr>
+            </w:r>
           </w:p>
         </w:tc>
       </w:tr>
     </w:tbl>
     <w:p>
       <w:pPr>
-        <w:pStyle w:val="Paragraphedeliste"/>
+        <w:pStyle w:val="ListParagraph"/>
         <w:ind w:left="360"/>
-      </w:pPr>
-    </w:p>
-    <w:p>
-      <w:pPr>
-        <w:pStyle w:val="Paragraphedeliste"/>
+        <w:rPr/>
+      </w:pPr>
+      <w:r>
+        <w:rPr/>
+      </w:r>
+    </w:p>
+    <w:p>
+      <w:pPr>
+        <w:pStyle w:val="ListParagraph"/>
         <w:ind w:left="360"/>
-      </w:pPr>
-    </w:p>
-    <w:p>
-      <w:pPr>
-        <w:pStyle w:val="Paragraphedeliste"/>
+        <w:rPr/>
+      </w:pPr>
+      <w:r>
+        <w:rPr/>
+      </w:r>
+    </w:p>
+    <w:p>
+      <w:pPr>
+        <w:pStyle w:val="ListParagraph"/>
         <w:numPr>
           <w:ilvl w:val="0"/>
           <w:numId w:val="1"/>
         </w:numPr>
-      </w:pPr>
-      <w:r>
+        <w:rPr/>
+      </w:pPr>
+      <w:r>
+        <w:rPr/>
         <w:t xml:space="preserve">Avec la commande </w:t>
       </w:r>
       <w:r>
         <w:rPr>
-          <w:rFonts w:ascii="Cascadia Mono" w:hAnsi="Cascadia Mono" w:cs="Cascadia Mono"/>
+          <w:rFonts w:cs="Cascadia Mono" w:ascii="Cascadia Mono" w:hAnsi="Cascadia Mono"/>
         </w:rPr>
         <w:t>ls</w:t>
       </w:r>
       <w:r>
+        <w:rPr/>
         <w:t xml:space="preserve">, affichez le contenu du répertoire </w:t>
       </w:r>
-      <w:proofErr w:type="spellStart"/>
       <w:r>
         <w:rPr>
           <w:i/>
           <w:iCs/>
           <w:u w:val="single"/>
         </w:rPr>
-        <w:t>d</w:t>
-      </w:r>
-      <w:r>
-        <w:rPr>
-          <w:i/>
-          <w:iCs/>
-          <w:u w:val="single"/>
-        </w:rPr>
-        <w:t>e</w:t>
-      </w:r>
-      <w:r>
-        <w:rPr>
-          <w:i/>
-          <w:iCs/>
-          <w:u w:val="single"/>
-        </w:rPr>
-        <w:t>faut</w:t>
-      </w:r>
-      <w:proofErr w:type="spellEnd"/>
-      <w:r>
+        <w:t>defaut</w:t>
+      </w:r>
+      <w:r>
+        <w:rPr/>
         <w:t xml:space="preserve"> qui vous avez créé au numéro précédent. Quel est l’effet de l’option « -L » sur l’affichage?</w:t>
       </w:r>
     </w:p>
     <w:tbl>
       <w:tblPr>
         <w:tblStyle w:val="Grilledutableau"/>
-        <w:tblW w:w="0" w:type="auto"/>
+        <w:tblW w:w="8270" w:type="dxa"/>
+        <w:jc w:val="left"/>
         <w:tblInd w:w="360" w:type="dxa"/>
-        <w:tblLook w:val="04A0" w:firstRow="1" w:lastRow="0" w:firstColumn="1" w:lastColumn="0" w:noHBand="0" w:noVBand="1"/>
+        <w:tblLayout w:type="fixed"/>
+        <w:tblCellMar>
+          <w:top w:w="0" w:type="dxa"/>
+          <w:left w:w="108" w:type="dxa"/>
+          <w:bottom w:w="0" w:type="dxa"/>
+          <w:right w:w="108" w:type="dxa"/>
+        </w:tblCellMar>
+        <w:tblLook w:val="04a0" w:noHBand="0" w:noVBand="1" w:firstColumn="1" w:lastRow="0" w:lastColumn="0" w:firstRow="1"/>
       </w:tblPr>
       <w:tblGrid>
         <w:gridCol w:w="8270"/>
       </w:tblGrid>
       <w:tr>
+        <w:trPr/>
         <w:tc>
           <w:tcPr>
-            <w:tcW w:w="8630" w:type="dxa"/>
+            <w:tcW w:w="8270" w:type="dxa"/>
+            <w:tcBorders/>
           </w:tcPr>
           <w:p>
             <w:pPr>
-              <w:pStyle w:val="Paragraphedeliste"/>
+              <w:pStyle w:val="ListParagraph"/>
+              <w:widowControl/>
+              <w:suppressAutoHyphens w:val="true"/>
+              <w:spacing w:lineRule="auto" w:line="240" w:before="0" w:after="0"/>
               <w:ind w:left="0"/>
+              <w:contextualSpacing/>
+              <w:jc w:val="left"/>
               <w:rPr>
                 <w:color w:val="FF0000"/>
               </w:rPr>
             </w:pPr>
+            <w:r>
+              <w:rPr>
+                <w:color w:val="FF0000"/>
+              </w:rPr>
+            </w:r>
           </w:p>
         </w:tc>
       </w:tr>
     </w:tbl>
     <w:p>
       <w:pPr>
-        <w:pStyle w:val="Paragraphedeliste"/>
+        <w:pStyle w:val="ListParagraph"/>
+        <w:spacing w:before="0" w:after="160"/>
         <w:ind w:left="360"/>
-      </w:pPr>
+        <w:contextualSpacing/>
+        <w:rPr/>
+      </w:pPr>
+      <w:r>
+        <w:rPr/>
+      </w:r>
     </w:p>
     <w:sectPr>
+      <w:type w:val="nextPage"/>
       <w:pgSz w:w="12240" w:h="15840"/>
-      <w:pgMar w:top="1440" w:right="1800" w:bottom="1440" w:left="1800" w:header="708" w:footer="708" w:gutter="0"/>
-      <w:cols w:space="708"/>
-      <w:docGrid w:linePitch="360"/>
+      <w:pgMar w:left="1800" w:right="1800" w:gutter="0" w:header="0" w:top="1440" w:footer="0" w:bottom="1440"/>
+      <w:pgNumType w:fmt="decimal"/>
+      <w:formProt w:val="false"/>
+      <w:textDirection w:val="lrTb"/>
+      <w:docGrid w:type="default" w:linePitch="360" w:charSpace="4096"/>
     </w:sectPr>
   </w:body>
 </w:document>
 </file>
 
 <file path=word/numbering.xml><?xml version="1.0" encoding="utf-8"?>
-<w:numbering xmlns:wpc="http://schemas.microsoft.com/office/word/2010/wordprocessingCanvas" xmlns:cx="http://schemas.microsoft.com/office/drawing/2014/chartex" xmlns:cx1="http://schemas.microsoft.com/office/drawing/2015/9/8/chartex" xmlns:cx2="http://schemas.microsoft.com/office/drawing/2015/10/21/chartex" xmlns:cx3="http://schemas.microsoft.com/office/drawing/2016/5/9/chartex" xmlns:cx4="http://schemas.microsoft.com/office/drawing/2016/5/10/chartex" xmlns:cx5="http://schemas.microsoft.com/office/drawing/2016/5/11/chartex" xmlns:cx6="http://schemas.microsoft.com/office/drawing/2016/5/12/chartex" xmlns:cx7="http://schemas.microsoft.com/office/drawing/2016/5/13/chartex" xmlns:cx8="http://schemas.microsoft.com/office/drawing/2016/5/14/chartex" xmlns:mc="http://schemas.openxmlformats.org/markup-compatibility/2006" xmlns:aink="http://schemas.microsoft.com/office/drawing/2016/ink" xmlns:am3d="http://schemas.microsoft.com/office/drawing/2017/model3d" xmlns:o="urn:schemas-microsoft-com:office:office" xmlns:oel="http://schemas.microsoft.com/office/2019/extlst" xmlns:r="http://schemas.openxmlformats.org/officeDocument/2006/relationships" xmlns:m="http://schemas.openxmlformats.org/officeDocument/2006/math" xmlns:v="urn:schemas-microsoft-com:vml" xmlns:wp14="http://schemas.microsoft.com/office/word/2010/wordprocessingDrawing" xmlns:wp="http://schemas.openxmlformats.org/drawingml/2006/wordprocessingDrawing" xmlns:w10="urn:schemas-microsoft-com:office:word" xmlns:w="http://schemas.openxmlformats.org/wordprocessingml/2006/main" xmlns:w14="http://schemas.microsoft.com/office/word/2010/wordml" xmlns:w15="http://schemas.microsoft.com/office/word/2012/wordml" xmlns:w16cex="http://schemas.microsoft.com/office/word/2018/wordml/cex" xmlns:w16cid="http://schemas.microsoft.com/office/word/2016/wordml/cid" xmlns:w16="http://schemas.microsoft.com/office/word/2018/wordml" xmlns:w16sdtdh="http://schemas.microsoft.com/office/word/2020/wordml/sdtdatahash" xmlns:w16se="http://schemas.microsoft.com/office/word/2015/wordml/symex" xmlns:wpg="http://schemas.microsoft.com/office/word/2010/wordprocessingGroup" xmlns:wpi="http://schemas.microsoft.com/office/word/2010/wordprocessingInk" xmlns:wne="http://schemas.microsoft.com/office/word/2006/wordml" xmlns:wps="http://schemas.microsoft.com/office/word/2010/wordprocessingShape" mc:Ignorable="w14 w15 w16se w16cid w16 w16cex w16sdtdh wp14">
-  <w:abstractNum w:abstractNumId="0" w15:restartNumberingAfterBreak="0">
-    <w:nsid w:val="42CB2B70"/>
-    <w:multiLevelType w:val="hybridMultilevel"/>
-    <w:tmpl w:val="65D6573A"/>
-    <w:lvl w:ilvl="0" w:tplc="0C0C000F">
+<w:numbering xmlns:w="http://schemas.openxmlformats.org/wordprocessingml/2006/main" xmlns:o="urn:schemas-microsoft-com:office:office" xmlns:r="http://schemas.openxmlformats.org/officeDocument/2006/relationships" xmlns:v="urn:schemas-microsoft-com:vml" xmlns:mc="http://schemas.openxmlformats.org/markup-compatibility/2006" xmlns:w14="http://schemas.microsoft.com/office/word/2010/wordml" mc:Ignorable="w14">
+  <w:abstractNum w:abstractNumId="1">
+    <w:lvl w:ilvl="0">
       <w:start w:val="1"/>
       <w:numFmt w:val="decimal"/>
       <w:lvlText w:val="%1."/>
       <w:lvlJc w:val="left"/>
       <w:pPr>
+        <w:tabs>
+          <w:tab w:val="num" w:pos="0"/>
+        </w:tabs>
         <w:ind w:left="360" w:hanging="360"/>
       </w:pPr>
+      <w:rPr/>
     </w:lvl>
-    <w:lvl w:ilvl="1" w:tplc="0C0C0019" w:tentative="1">
+    <w:lvl w:ilvl="1">
       <w:start w:val="1"/>
       <w:numFmt w:val="lowerLetter"/>
       <w:lvlText w:val="%2."/>
       <w:lvlJc w:val="left"/>
       <w:pPr>
+        <w:tabs>
+          <w:tab w:val="num" w:pos="0"/>
+        </w:tabs>
         <w:ind w:left="1080" w:hanging="360"/>
       </w:pPr>
+      <w:rPr/>
     </w:lvl>
-    <w:lvl w:ilvl="2" w:tplc="0C0C001B" w:tentative="1">
+    <w:lvl w:ilvl="2">
       <w:start w:val="1"/>
       <w:numFmt w:val="lowerRoman"/>
       <w:lvlText w:val="%3."/>
       <w:lvlJc w:val="right"/>
       <w:pPr>
+        <w:tabs>
+          <w:tab w:val="num" w:pos="0"/>
+        </w:tabs>
         <w:ind w:left="1800" w:hanging="180"/>
       </w:pPr>
+      <w:rPr/>
     </w:lvl>
-    <w:lvl w:ilvl="3" w:tplc="0C0C000F" w:tentative="1">
+    <w:lvl w:ilvl="3">
       <w:start w:val="1"/>
       <w:numFmt w:val="decimal"/>
       <w:lvlText w:val="%4."/>
       <w:lvlJc w:val="left"/>
       <w:pPr>
+        <w:tabs>
+          <w:tab w:val="num" w:pos="0"/>
+        </w:tabs>
         <w:ind w:left="2520" w:hanging="360"/>
       </w:pPr>
+      <w:rPr/>
     </w:lvl>
-    <w:lvl w:ilvl="4" w:tplc="0C0C0019" w:tentative="1">
+    <w:lvl w:ilvl="4">
       <w:start w:val="1"/>
       <w:numFmt w:val="lowerLetter"/>
       <w:lvlText w:val="%5."/>
       <w:lvlJc w:val="left"/>
       <w:pPr>
+        <w:tabs>
+          <w:tab w:val="num" w:pos="0"/>
+        </w:tabs>
         <w:ind w:left="3240" w:hanging="360"/>
       </w:pPr>
+      <w:rPr/>
     </w:lvl>
-    <w:lvl w:ilvl="5" w:tplc="0C0C001B" w:tentative="1">
+    <w:lvl w:ilvl="5">
       <w:start w:val="1"/>
       <w:numFmt w:val="lowerRoman"/>
       <w:lvlText w:val="%6."/>
       <w:lvlJc w:val="right"/>
       <w:pPr>
+        <w:tabs>
+          <w:tab w:val="num" w:pos="0"/>
+        </w:tabs>
         <w:ind w:left="3960" w:hanging="180"/>
       </w:pPr>
+      <w:rPr/>
     </w:lvl>
-    <w:lvl w:ilvl="6" w:tplc="0C0C000F" w:tentative="1">
+    <w:lvl w:ilvl="6">
       <w:start w:val="1"/>
       <w:numFmt w:val="decimal"/>
       <w:lvlText w:val="%7."/>
       <w:lvlJc w:val="left"/>
       <w:pPr>
+        <w:tabs>
+          <w:tab w:val="num" w:pos="0"/>
+        </w:tabs>
         <w:ind w:left="4680" w:hanging="360"/>
       </w:pPr>
+      <w:rPr/>
     </w:lvl>
-    <w:lvl w:ilvl="7" w:tplc="0C0C0019" w:tentative="1">
+    <w:lvl w:ilvl="7">
       <w:start w:val="1"/>
       <w:numFmt w:val="lowerLetter"/>
       <w:lvlText w:val="%8."/>
       <w:lvlJc w:val="left"/>
       <w:pPr>
+        <w:tabs>
+          <w:tab w:val="num" w:pos="0"/>
+        </w:tabs>
         <w:ind w:left="5400" w:hanging="360"/>
       </w:pPr>
+      <w:rPr/>
     </w:lvl>
-    <w:lvl w:ilvl="8" w:tplc="0C0C001B" w:tentative="1">
+    <w:lvl w:ilvl="8">
       <w:start w:val="1"/>
       <w:numFmt w:val="lowerRoman"/>
       <w:lvlText w:val="%9."/>
       <w:lvlJc w:val="right"/>
       <w:pPr>
+        <w:tabs>
+          <w:tab w:val="num" w:pos="0"/>
+        </w:tabs>
         <w:ind w:left="6120" w:hanging="180"/>
       </w:pPr>
+      <w:rPr/>
     </w:lvl>
   </w:abstractNum>
-  <w:num w:numId="1" w16cid:durableId="570193902">
-    <w:abstractNumId w:val="0"/>
+  <w:abstractNum w:abstractNumId="2">
+    <w:lvl w:ilvl="0">
+      <w:start w:val="1"/>
+      <w:numFmt w:val="none"/>
+      <w:suff w:val="nothing"/>
+      <w:lvlText w:val=""/>
+      <w:lvlJc w:val="left"/>
+      <w:pPr>
+        <w:tabs>
+          <w:tab w:val="num" w:pos="0"/>
+        </w:tabs>
+        <w:ind w:left="0" w:hanging="0"/>
+      </w:pPr>
+    </w:lvl>
+    <w:lvl w:ilvl="1">
+      <w:start w:val="1"/>
+      <w:numFmt w:val="none"/>
+      <w:suff w:val="nothing"/>
+      <w:lvlText w:val=""/>
+      <w:lvlJc w:val="left"/>
+      <w:pPr>
+        <w:tabs>
+          <w:tab w:val="num" w:pos="0"/>
+        </w:tabs>
+        <w:ind w:left="0" w:hanging="0"/>
+      </w:pPr>
+    </w:lvl>
+    <w:lvl w:ilvl="2">
+      <w:start w:val="1"/>
+      <w:numFmt w:val="none"/>
+      <w:suff w:val="nothing"/>
+      <w:lvlText w:val=""/>
+      <w:lvlJc w:val="left"/>
+      <w:pPr>
+        <w:tabs>
+          <w:tab w:val="num" w:pos="0"/>
+        </w:tabs>
+        <w:ind w:left="0" w:hanging="0"/>
+      </w:pPr>
+    </w:lvl>
+    <w:lvl w:ilvl="3">
+      <w:start w:val="1"/>
+      <w:numFmt w:val="none"/>
+      <w:suff w:val="nothing"/>
+      <w:lvlText w:val=""/>
+      <w:lvlJc w:val="left"/>
+      <w:pPr>
+        <w:tabs>
+          <w:tab w:val="num" w:pos="0"/>
+        </w:tabs>
+        <w:ind w:left="0" w:hanging="0"/>
+      </w:pPr>
+    </w:lvl>
+    <w:lvl w:ilvl="4">
+      <w:start w:val="1"/>
+      <w:numFmt w:val="none"/>
+      <w:suff w:val="nothing"/>
+      <w:lvlText w:val=""/>
+      <w:lvlJc w:val="left"/>
+      <w:pPr>
+        <w:tabs>
+          <w:tab w:val="num" w:pos="0"/>
+        </w:tabs>
+        <w:ind w:left="0" w:hanging="0"/>
+      </w:pPr>
+    </w:lvl>
+    <w:lvl w:ilvl="5">
+      <w:start w:val="1"/>
+      <w:numFmt w:val="none"/>
+      <w:suff w:val="nothing"/>
+      <w:lvlText w:val=""/>
+      <w:lvlJc w:val="left"/>
+      <w:pPr>
+        <w:tabs>
+          <w:tab w:val="num" w:pos="0"/>
+        </w:tabs>
+        <w:ind w:left="0" w:hanging="0"/>
+      </w:pPr>
+    </w:lvl>
+    <w:lvl w:ilvl="6">
+      <w:start w:val="1"/>
+      <w:numFmt w:val="none"/>
+      <w:suff w:val="nothing"/>
+      <w:lvlText w:val=""/>
+      <w:lvlJc w:val="left"/>
+      <w:pPr>
+        <w:tabs>
+          <w:tab w:val="num" w:pos="0"/>
+        </w:tabs>
+        <w:ind w:left="0" w:hanging="0"/>
+      </w:pPr>
+    </w:lvl>
+    <w:lvl w:ilvl="7">
+      <w:start w:val="1"/>
+      <w:numFmt w:val="none"/>
+      <w:suff w:val="nothing"/>
+      <w:lvlText w:val=""/>
+      <w:lvlJc w:val="left"/>
+      <w:pPr>
+        <w:tabs>
+          <w:tab w:val="num" w:pos="0"/>
+        </w:tabs>
+        <w:ind w:left="0" w:hanging="0"/>
+      </w:pPr>
+    </w:lvl>
+    <w:lvl w:ilvl="8">
+      <w:start w:val="1"/>
+      <w:numFmt w:val="none"/>
+      <w:suff w:val="nothing"/>
+      <w:lvlText w:val=""/>
+      <w:lvlJc w:val="left"/>
+      <w:pPr>
+        <w:tabs>
+          <w:tab w:val="num" w:pos="0"/>
+        </w:tabs>
+        <w:ind w:left="0" w:hanging="0"/>
+      </w:pPr>
+    </w:lvl>
+  </w:abstractNum>
+  <w:num w:numId="1">
+    <w:abstractNumId w:val="1"/>
+  </w:num>
+  <w:num w:numId="2">
+    <w:abstractNumId w:val="2"/>
   </w:num>
 </w:numbering>
 </file>
 
 <file path=word/styles.xml><?xml version="1.0" encoding="utf-8"?>
-<w:styles xmlns:mc="http://schemas.openxmlformats.org/markup-compatibility/2006" xmlns:r="http://schemas.openxmlformats.org/officeDocument/2006/relationships" xmlns:w="http://schemas.openxmlformats.org/wordprocessingml/2006/main" xmlns:w14="http://schemas.microsoft.com/office/word/2010/wordml" xmlns:w15="http://schemas.microsoft.com/office/word/2012/wordml" xmlns:w16cex="http://schemas.microsoft.com/office/word/2018/wordml/cex" xmlns:w16cid="http://schemas.microsoft.com/office/word/2016/wordml/cid" xmlns:w16="http://schemas.microsoft.com/office/word/2018/wordml" xmlns:w16sdtdh="http://schemas.microsoft.com/office/word/2020/wordml/sdtdatahash" xmlns:w16se="http://schemas.microsoft.com/office/word/2015/wordml/symex" mc:Ignorable="w14 w15 w16se w16cid w16 w16cex w16sdtdh">
+<w:styles xmlns:w="http://schemas.openxmlformats.org/wordprocessingml/2006/main" xmlns:w14="http://schemas.microsoft.com/office/word/2010/wordml" xmlns:mc="http://schemas.openxmlformats.org/markup-compatibility/2006" mc:Ignorable="w14">
   <w:docDefaults>
     <w:rPrDefault>
       <w:rPr>
-        <w:rFonts w:asciiTheme="minorHAnsi" w:eastAsiaTheme="minorHAnsi" w:hAnsiTheme="minorHAnsi" w:cstheme="minorBidi"/>
+        <w:rFonts w:ascii="Calibri" w:hAnsi="Calibri" w:eastAsia="Calibri" w:cs="" w:asciiTheme="minorHAnsi" w:cstheme="minorBidi" w:eastAsiaTheme="minorHAnsi" w:hAnsiTheme="minorHAnsi"/>
         <w:sz w:val="22"/>
         <w:szCs w:val="22"/>
         <w:lang w:val="fr-CA" w:eastAsia="en-US" w:bidi="ar-SA"/>
@@ -1443,21 +1628,21 @@
     </w:rPrDefault>
     <w:pPrDefault>
       <w:pPr>
-        <w:spacing w:after="160" w:line="259" w:lineRule="auto"/>
+        <w:suppressAutoHyphens w:val="true"/>
       </w:pPr>
     </w:pPrDefault>
   </w:docDefaults>
   <w:latentStyles w:defLockedState="0" w:defUIPriority="99" w:defSemiHidden="0" w:defUnhideWhenUsed="0" w:defQFormat="0" w:count="376">
     <w:lsdException w:name="Normal" w:uiPriority="0" w:qFormat="1"/>
     <w:lsdException w:name="heading 1" w:uiPriority="9" w:qFormat="1"/>
-    <w:lsdException w:name="heading 2" w:semiHidden="1" w:uiPriority="9" w:unhideWhenUsed="1" w:qFormat="1"/>
-    <w:lsdException w:name="heading 3" w:semiHidden="1" w:uiPriority="9" w:unhideWhenUsed="1" w:qFormat="1"/>
-    <w:lsdException w:name="heading 4" w:semiHidden="1" w:uiPriority="9" w:unhideWhenUsed="1" w:qFormat="1"/>
-    <w:lsdException w:name="heading 5" w:semiHidden="1" w:uiPriority="9" w:unhideWhenUsed="1" w:qFormat="1"/>
-    <w:lsdException w:name="heading 6" w:semiHidden="1" w:uiPriority="9" w:unhideWhenUsed="1" w:qFormat="1"/>
-    <w:lsdException w:name="heading 7" w:semiHidden="1" w:uiPriority="9" w:unhideWhenUsed="1" w:qFormat="1"/>
-    <w:lsdException w:name="heading 8" w:semiHidden="1" w:uiPriority="9" w:unhideWhenUsed="1" w:qFormat="1"/>
-    <w:lsdException w:name="heading 9" w:semiHidden="1" w:uiPriority="9" w:unhideWhenUsed="1" w:qFormat="1"/>
+    <w:lsdException w:name="heading 2" w:uiPriority="9" w:semiHidden="1" w:unhideWhenUsed="1" w:qFormat="1"/>
+    <w:lsdException w:name="heading 3" w:uiPriority="9" w:semiHidden="1" w:unhideWhenUsed="1" w:qFormat="1"/>
+    <w:lsdException w:name="heading 4" w:uiPriority="9" w:semiHidden="1" w:unhideWhenUsed="1" w:qFormat="1"/>
+    <w:lsdException w:name="heading 5" w:uiPriority="9" w:semiHidden="1" w:unhideWhenUsed="1" w:qFormat="1"/>
+    <w:lsdException w:name="heading 6" w:uiPriority="9" w:semiHidden="1" w:unhideWhenUsed="1" w:qFormat="1"/>
+    <w:lsdException w:name="heading 7" w:uiPriority="9" w:semiHidden="1" w:unhideWhenUsed="1" w:qFormat="1"/>
+    <w:lsdException w:name="heading 8" w:uiPriority="9" w:semiHidden="1" w:unhideWhenUsed="1" w:qFormat="1"/>
+    <w:lsdException w:name="heading 9" w:uiPriority="9" w:semiHidden="1" w:unhideWhenUsed="1" w:qFormat="1"/>
     <w:lsdException w:name="index 1" w:semiHidden="1" w:unhideWhenUsed="1"/>
     <w:lsdException w:name="index 2" w:semiHidden="1" w:unhideWhenUsed="1"/>
     <w:lsdException w:name="index 3" w:semiHidden="1" w:unhideWhenUsed="1"/>
@@ -1467,22 +1652,22 @@
     <w:lsdException w:name="index 7" w:semiHidden="1" w:unhideWhenUsed="1"/>
     <w:lsdException w:name="index 8" w:semiHidden="1" w:unhideWhenUsed="1"/>
     <w:lsdException w:name="index 9" w:semiHidden="1" w:unhideWhenUsed="1"/>
-    <w:lsdException w:name="toc 1" w:semiHidden="1" w:uiPriority="39" w:unhideWhenUsed="1"/>
-    <w:lsdException w:name="toc 2" w:semiHidden="1" w:uiPriority="39" w:unhideWhenUsed="1"/>
-    <w:lsdException w:name="toc 3" w:semiHidden="1" w:uiPriority="39" w:unhideWhenUsed="1"/>
-    <w:lsdException w:name="toc 4" w:semiHidden="1" w:uiPriority="39" w:unhideWhenUsed="1"/>
-    <w:lsdException w:name="toc 5" w:semiHidden="1" w:uiPriority="39" w:unhideWhenUsed="1"/>
-    <w:lsdException w:name="toc 6" w:semiHidden="1" w:uiPriority="39" w:unhideWhenUsed="1"/>
-    <w:lsdException w:name="toc 7" w:semiHidden="1" w:uiPriority="39" w:unhideWhenUsed="1"/>
-    <w:lsdException w:name="toc 8" w:semiHidden="1" w:uiPriority="39" w:unhideWhenUsed="1"/>
-    <w:lsdException w:name="toc 9" w:semiHidden="1" w:uiPriority="39" w:unhideWhenUsed="1"/>
+    <w:lsdException w:name="toc 1" w:uiPriority="39" w:semiHidden="1" w:unhideWhenUsed="1"/>
+    <w:lsdException w:name="toc 2" w:uiPriority="39" w:semiHidden="1" w:unhideWhenUsed="1"/>
+    <w:lsdException w:name="toc 3" w:uiPriority="39" w:semiHidden="1" w:unhideWhenUsed="1"/>
+    <w:lsdException w:name="toc 4" w:uiPriority="39" w:semiHidden="1" w:unhideWhenUsed="1"/>
+    <w:lsdException w:name="toc 5" w:uiPriority="39" w:semiHidden="1" w:unhideWhenUsed="1"/>
+    <w:lsdException w:name="toc 6" w:uiPriority="39" w:semiHidden="1" w:unhideWhenUsed="1"/>
+    <w:lsdException w:name="toc 7" w:uiPriority="39" w:semiHidden="1" w:unhideWhenUsed="1"/>
+    <w:lsdException w:name="toc 8" w:uiPriority="39" w:semiHidden="1" w:unhideWhenUsed="1"/>
+    <w:lsdException w:name="toc 9" w:uiPriority="39" w:semiHidden="1" w:unhideWhenUsed="1"/>
     <w:lsdException w:name="Normal Indent" w:semiHidden="1" w:unhideWhenUsed="1"/>
     <w:lsdException w:name="footnote text" w:semiHidden="1" w:unhideWhenUsed="1"/>
     <w:lsdException w:name="annotation text" w:semiHidden="1" w:unhideWhenUsed="1"/>
     <w:lsdException w:name="header" w:semiHidden="1" w:unhideWhenUsed="1"/>
     <w:lsdException w:name="footer" w:semiHidden="1" w:unhideWhenUsed="1"/>
     <w:lsdException w:name="index heading" w:semiHidden="1" w:unhideWhenUsed="1"/>
-    <w:lsdException w:name="caption" w:semiHidden="1" w:uiPriority="35" w:unhideWhenUsed="1" w:qFormat="1"/>
+    <w:lsdException w:name="caption" w:uiPriority="35" w:semiHidden="1" w:unhideWhenUsed="1" w:qFormat="1"/>
     <w:lsdException w:name="table of figures" w:semiHidden="1" w:unhideWhenUsed="1"/>
     <w:lsdException w:name="envelope address" w:semiHidden="1" w:unhideWhenUsed="1"/>
     <w:lsdException w:name="envelope return" w:semiHidden="1" w:unhideWhenUsed="1"/>
@@ -1513,7 +1698,7 @@
     <w:lsdException w:name="Title" w:uiPriority="10" w:qFormat="1"/>
     <w:lsdException w:name="Closing" w:semiHidden="1" w:unhideWhenUsed="1"/>
     <w:lsdException w:name="Signature" w:semiHidden="1" w:unhideWhenUsed="1"/>
-    <w:lsdException w:name="Default Paragraph Font" w:semiHidden="1" w:uiPriority="1" w:unhideWhenUsed="1"/>
+    <w:lsdException w:name="Default Paragraph Font" w:uiPriority="1" w:semiHidden="1" w:unhideWhenUsed="1"/>
     <w:lsdException w:name="Body Text" w:semiHidden="1" w:unhideWhenUsed="1"/>
     <w:lsdException w:name="Body Text Indent" w:semiHidden="1" w:unhideWhenUsed="1"/>
     <w:lsdException w:name="List Continue" w:semiHidden="1" w:unhideWhenUsed="1"/>
@@ -1713,8 +1898,8 @@
     <w:lsdException w:name="Subtle Reference" w:uiPriority="31" w:qFormat="1"/>
     <w:lsdException w:name="Intense Reference" w:uiPriority="32" w:qFormat="1"/>
     <w:lsdException w:name="Book Title" w:uiPriority="33" w:qFormat="1"/>
-    <w:lsdException w:name="Bibliography" w:semiHidden="1" w:uiPriority="37" w:unhideWhenUsed="1"/>
-    <w:lsdException w:name="TOC Heading" w:semiHidden="1" w:uiPriority="39" w:unhideWhenUsed="1" w:qFormat="1"/>
+    <w:lsdException w:name="Bibliography" w:uiPriority="37" w:semiHidden="1" w:unhideWhenUsed="1"/>
+    <w:lsdException w:name="TOC Heading" w:uiPriority="39" w:semiHidden="1" w:unhideWhenUsed="1" w:qFormat="1"/>
     <w:lsdException w:name="Plain Table 1" w:uiPriority="41"/>
     <w:lsdException w:name="Plain Table 2" w:uiPriority="42"/>
     <w:lsdException w:name="Plain Table 3" w:uiPriority="43"/>
@@ -1825,15 +2010,110 @@
     <w:lsdException w:name="Unresolved Mention" w:semiHidden="1" w:unhideWhenUsed="1"/>
     <w:lsdException w:name="Smart Link" w:semiHidden="1" w:unhideWhenUsed="1"/>
   </w:latentStyles>
-  <w:style w:type="paragraph" w:default="1" w:styleId="Normal">
+  <w:style w:type="paragraph" w:styleId="Normal" w:default="1">
     <w:name w:val="Normal"/>
     <w:qFormat/>
+    <w:pPr>
+      <w:widowControl/>
+      <w:suppressAutoHyphens w:val="true"/>
+      <w:bidi w:val="0"/>
+      <w:spacing w:lineRule="auto" w:line="259" w:before="0" w:after="160"/>
+      <w:jc w:val="left"/>
+    </w:pPr>
+    <w:rPr>
+      <w:rFonts w:ascii="Calibri" w:hAnsi="Calibri" w:eastAsia="Calibri" w:cs="" w:asciiTheme="minorHAnsi" w:cstheme="minorBidi" w:eastAsiaTheme="minorHAnsi" w:hAnsiTheme="minorHAnsi"/>
+      <w:color w:val="auto"/>
+      <w:kern w:val="0"/>
+      <w:sz w:val="22"/>
+      <w:szCs w:val="22"/>
+      <w:lang w:val="fr-CA" w:eastAsia="en-US" w:bidi="ar-SA"/>
+    </w:rPr>
   </w:style>
-  <w:style w:type="character" w:default="1" w:styleId="Policepardfaut">
+  <w:style w:type="character" w:styleId="DefaultParagraphFont" w:default="1">
     <w:name w:val="Default Paragraph Font"/>
     <w:uiPriority w:val="1"/>
     <w:semiHidden/>
     <w:unhideWhenUsed/>
+    <w:qFormat/>
+    <w:rPr/>
+  </w:style>
+  <w:style w:type="paragraph" w:styleId="Heading">
+    <w:name w:val="Heading"/>
+    <w:basedOn w:val="Normal"/>
+    <w:next w:val="BodyText"/>
+    <w:qFormat/>
+    <w:pPr>
+      <w:keepNext w:val="true"/>
+      <w:spacing w:before="240" w:after="120"/>
+    </w:pPr>
+    <w:rPr>
+      <w:rFonts w:ascii="Liberation Sans" w:hAnsi="Liberation Sans" w:eastAsia="Noto Sans CJK SC" w:cs="Noto Sans Devanagari"/>
+      <w:sz w:val="28"/>
+      <w:szCs w:val="28"/>
+    </w:rPr>
+  </w:style>
+  <w:style w:type="paragraph" w:styleId="BodyText">
+    <w:name w:val="Body Text"/>
+    <w:basedOn w:val="Normal"/>
+    <w:pPr>
+      <w:spacing w:lineRule="auto" w:line="276" w:before="0" w:after="140"/>
+    </w:pPr>
+    <w:rPr/>
+  </w:style>
+  <w:style w:type="paragraph" w:styleId="List">
+    <w:name w:val="List"/>
+    <w:basedOn w:val="BodyText"/>
+    <w:pPr/>
+    <w:rPr>
+      <w:rFonts w:cs="Noto Sans Devanagari"/>
+    </w:rPr>
+  </w:style>
+  <w:style w:type="paragraph" w:styleId="Caption">
+    <w:name w:val="Caption"/>
+    <w:basedOn w:val="Normal"/>
+    <w:qFormat/>
+    <w:pPr>
+      <w:suppressLineNumbers/>
+      <w:spacing w:before="120" w:after="120"/>
+    </w:pPr>
+    <w:rPr>
+      <w:rFonts w:cs="Noto Sans Devanagari"/>
+      <w:i/>
+      <w:iCs/>
+      <w:sz w:val="24"/>
+      <w:szCs w:val="24"/>
+    </w:rPr>
+  </w:style>
+  <w:style w:type="paragraph" w:styleId="Index">
+    <w:name w:val="Index"/>
+    <w:basedOn w:val="Normal"/>
+    <w:qFormat/>
+    <w:pPr>
+      <w:suppressLineNumbers/>
+    </w:pPr>
+    <w:rPr>
+      <w:rFonts w:cs="Noto Sans Devanagari"/>
+    </w:rPr>
+  </w:style>
+  <w:style w:type="paragraph" w:styleId="ListParagraph">
+    <w:name w:val="List Paragraph"/>
+    <w:basedOn w:val="Normal"/>
+    <w:uiPriority w:val="34"/>
+    <w:qFormat/>
+    <w:rsid w:val="0049388c"/>
+    <w:pPr>
+      <w:spacing w:before="0" w:after="160"/>
+      <w:ind w:left="720"/>
+      <w:contextualSpacing/>
+    </w:pPr>
+    <w:rPr/>
+  </w:style>
+  <w:style w:type="numbering" w:styleId="NoList" w:default="1">
+    <w:name w:val="No List"/>
+    <w:uiPriority w:val="99"/>
+    <w:semiHidden/>
+    <w:unhideWhenUsed/>
+    <w:qFormat/>
   </w:style>
   <w:style w:type="table" w:default="1" w:styleId="TableauNormal">
     <w:name w:val="Normal Table"/>
@@ -1841,7 +2121,6 @@
     <w:semiHidden/>
     <w:unhideWhenUsed/>
     <w:tblPr>
-      <w:tblInd w:w="0" w:type="dxa"/>
       <w:tblCellMar>
         <w:top w:w="0" w:type="dxa"/>
         <w:left w:w="108" w:type="dxa"/>
@@ -1850,39 +2129,22 @@
       </w:tblCellMar>
     </w:tblPr>
   </w:style>
-  <w:style w:type="numbering" w:default="1" w:styleId="Aucuneliste">
-    <w:name w:val="No List"/>
-    <w:uiPriority w:val="99"/>
-    <w:semiHidden/>
-    <w:unhideWhenUsed/>
-  </w:style>
-  <w:style w:type="paragraph" w:styleId="Paragraphedeliste">
-    <w:name w:val="List Paragraph"/>
-    <w:basedOn w:val="Normal"/>
-    <w:uiPriority w:val="34"/>
-    <w:qFormat/>
-    <w:rsid w:val="0049388C"/>
-    <w:pPr>
-      <w:ind w:left="720"/>
-      <w:contextualSpacing/>
-    </w:pPr>
-  </w:style>
   <w:style w:type="table" w:styleId="Grilledutableau">
     <w:name w:val="Table Grid"/>
     <w:basedOn w:val="TableauNormal"/>
     <w:uiPriority w:val="39"/>
-    <w:rsid w:val="0049388C"/>
+    <w:rsid w:val="0049388c"/>
     <w:pPr>
       <w:spacing w:after="0" w:line="240" w:lineRule="auto"/>
     </w:pPr>
     <w:tblPr>
       <w:tblBorders>
-        <w:top w:val="single" w:sz="4" w:space="0" w:color="auto"/>
-        <w:left w:val="single" w:sz="4" w:space="0" w:color="auto"/>
-        <w:bottom w:val="single" w:sz="4" w:space="0" w:color="auto"/>
-        <w:right w:val="single" w:sz="4" w:space="0" w:color="auto"/>
-        <w:insideH w:val="single" w:sz="4" w:space="0" w:color="auto"/>
-        <w:insideV w:val="single" w:sz="4" w:space="0" w:color="auto"/>
+        <w:top w:val="single" w:color="auto" w:sz="4" w:space="0"/>
+        <w:left w:val="single" w:color="auto" w:sz="4" w:space="0"/>
+        <w:bottom w:val="single" w:color="auto" w:sz="4" w:space="0"/>
+        <w:right w:val="single" w:color="auto" w:sz="4" w:space="0"/>
+        <w:insideH w:val="single" w:color="auto" w:sz="4" w:space="0"/>
+        <w:insideV w:val="single" w:color="auto" w:sz="4" w:space="0"/>
       </w:tblBorders>
     </w:tblPr>
   </w:style>
@@ -1890,195 +2152,97 @@
 </file>
 
 <file path=word/theme/theme1.xml><?xml version="1.0" encoding="utf-8"?>
-<a:theme xmlns:a="http://schemas.openxmlformats.org/drawingml/2006/main" name="Thème Office">
+<a:theme xmlns:a="http://schemas.openxmlformats.org/drawingml/2006/main" xmlns:r="http://schemas.openxmlformats.org/officeDocument/2006/relationships" name="Thème Office">
   <a:themeElements>
     <a:clrScheme name="Office">
       <a:dk1>
-        <a:sysClr val="windowText" lastClr="000000"/>
+        <a:srgbClr val="000000"/>
       </a:dk1>
       <a:lt1>
-        <a:sysClr val="window" lastClr="FFFFFF"/>
+        <a:srgbClr val="ffffff"/>
       </a:lt1>
       <a:dk2>
-        <a:srgbClr val="44546A"/>
+        <a:srgbClr val="44546a"/>
       </a:dk2>
       <a:lt2>
-        <a:srgbClr val="E7E6E6"/>
+        <a:srgbClr val="e7e6e6"/>
       </a:lt2>
       <a:accent1>
-        <a:srgbClr val="4472C4"/>
+        <a:srgbClr val="4472c4"/>
       </a:accent1>
       <a:accent2>
-        <a:srgbClr val="ED7D31"/>
+        <a:srgbClr val="ed7d31"/>
       </a:accent2>
       <a:accent3>
-        <a:srgbClr val="A5A5A5"/>
+        <a:srgbClr val="a5a5a5"/>
       </a:accent3>
       <a:accent4>
-        <a:srgbClr val="FFC000"/>
+        <a:srgbClr val="ffc000"/>
       </a:accent4>
       <a:accent5>
-        <a:srgbClr val="5B9BD5"/>
+        <a:srgbClr val="5b9bd5"/>
       </a:accent5>
       <a:accent6>
-        <a:srgbClr val="70AD47"/>
+        <a:srgbClr val="70ad47"/>
       </a:accent6>
       <a:hlink>
-        <a:srgbClr val="0563C1"/>
+        <a:srgbClr val="0563c1"/>
       </a:hlink>
       <a:folHlink>
-        <a:srgbClr val="954F72"/>
+        <a:srgbClr val="954f72"/>
       </a:folHlink>
     </a:clrScheme>
     <a:fontScheme name="Office">
       <a:majorFont>
-        <a:latin typeface="Calibri Light" panose="020F0302020204030204"/>
+        <a:latin typeface="Calibri Light" panose="020F0302020204030204" pitchFamily="0" charset="1"/>
         <a:ea typeface=""/>
         <a:cs typeface=""/>
-        <a:font script="Jpan" typeface="游ゴシック Light"/>
-        <a:font script="Hang" typeface="맑은 고딕"/>
-        <a:font script="Hans" typeface="等线 Light"/>
-        <a:font script="Hant" typeface="新細明體"/>
-        <a:font script="Arab" typeface="Times New Roman"/>
-        <a:font script="Hebr" typeface="Times New Roman"/>
-        <a:font script="Thai" typeface="Angsana New"/>
-        <a:font script="Ethi" typeface="Nyala"/>
-        <a:font script="Beng" typeface="Vrinda"/>
-        <a:font script="Gujr" typeface="Shruti"/>
-        <a:font script="Khmr" typeface="MoolBoran"/>
-        <a:font script="Knda" typeface="Tunga"/>
-        <a:font script="Guru" typeface="Raavi"/>
-        <a:font script="Cans" typeface="Euphemia"/>
-        <a:font script="Cher" typeface="Plantagenet Cherokee"/>
-        <a:font script="Yiii" typeface="Microsoft Yi Baiti"/>
-        <a:font script="Tibt" typeface="Microsoft Himalaya"/>
-        <a:font script="Thaa" typeface="MV Boli"/>
-        <a:font script="Deva" typeface="Mangal"/>
-        <a:font script="Telu" typeface="Gautami"/>
-        <a:font script="Taml" typeface="Latha"/>
-        <a:font script="Syrc" typeface="Estrangelo Edessa"/>
-        <a:font script="Orya" typeface="Kalinga"/>
-        <a:font script="Mlym" typeface="Kartika"/>
-        <a:font script="Laoo" typeface="DokChampa"/>
-        <a:font script="Sinh" typeface="Iskoola Pota"/>
-        <a:font script="Mong" typeface="Mongolian Baiti"/>
-        <a:font script="Viet" typeface="Times New Roman"/>
-        <a:font script="Uigh" typeface="Microsoft Uighur"/>
-        <a:font script="Geor" typeface="Sylfaen"/>
-        <a:font script="Armn" typeface="Arial"/>
-        <a:font script="Bugi" typeface="Leelawadee UI"/>
-        <a:font script="Bopo" typeface="Microsoft JhengHei"/>
-        <a:font script="Java" typeface="Javanese Text"/>
-        <a:font script="Lisu" typeface="Segoe UI"/>
-        <a:font script="Mymr" typeface="Myanmar Text"/>
-        <a:font script="Nkoo" typeface="Ebrima"/>
-        <a:font script="Olck" typeface="Nirmala UI"/>
-        <a:font script="Osma" typeface="Ebrima"/>
-        <a:font script="Phag" typeface="Phagspa"/>
-        <a:font script="Syrn" typeface="Estrangelo Edessa"/>
-        <a:font script="Syrj" typeface="Estrangelo Edessa"/>
-        <a:font script="Syre" typeface="Estrangelo Edessa"/>
-        <a:font script="Sora" typeface="Nirmala UI"/>
-        <a:font script="Tale" typeface="Microsoft Tai Le"/>
-        <a:font script="Talu" typeface="Microsoft New Tai Lue"/>
-        <a:font script="Tfng" typeface="Ebrima"/>
       </a:majorFont>
       <a:minorFont>
-        <a:latin typeface="Calibri" panose="020F0502020204030204"/>
+        <a:latin typeface="Calibri" panose="020F0502020204030204" pitchFamily="0" charset="1"/>
         <a:ea typeface=""/>
         <a:cs typeface=""/>
-        <a:font script="Jpan" typeface="游明朝"/>
-        <a:font script="Hang" typeface="맑은 고딕"/>
-        <a:font script="Hans" typeface="等线"/>
-        <a:font script="Hant" typeface="新細明體"/>
-        <a:font script="Arab" typeface="Arial"/>
-        <a:font script="Hebr" typeface="Arial"/>
-        <a:font script="Thai" typeface="Cordia New"/>
-        <a:font script="Ethi" typeface="Nyala"/>
-        <a:font script="Beng" typeface="Vrinda"/>
-        <a:font script="Gujr" typeface="Shruti"/>
-        <a:font script="Khmr" typeface="DaunPenh"/>
-        <a:font script="Knda" typeface="Tunga"/>
-        <a:font script="Guru" typeface="Raavi"/>
-        <a:font script="Cans" typeface="Euphemia"/>
-        <a:font script="Cher" typeface="Plantagenet Cherokee"/>
-        <a:font script="Yiii" typeface="Microsoft Yi Baiti"/>
-        <a:font script="Tibt" typeface="Microsoft Himalaya"/>
-        <a:font script="Thaa" typeface="MV Boli"/>
-        <a:font script="Deva" typeface="Mangal"/>
-        <a:font script="Telu" typeface="Gautami"/>
-        <a:font script="Taml" typeface="Latha"/>
-        <a:font script="Syrc" typeface="Estrangelo Edessa"/>
-        <a:font script="Orya" typeface="Kalinga"/>
-        <a:font script="Mlym" typeface="Kartika"/>
-        <a:font script="Laoo" typeface="DokChampa"/>
-        <a:font script="Sinh" typeface="Iskoola Pota"/>
-        <a:font script="Mong" typeface="Mongolian Baiti"/>
-        <a:font script="Viet" typeface="Arial"/>
-        <a:font script="Uigh" typeface="Microsoft Uighur"/>
-        <a:font script="Geor" typeface="Sylfaen"/>
-        <a:font script="Armn" typeface="Arial"/>
-        <a:font script="Bugi" typeface="Leelawadee UI"/>
-        <a:font script="Bopo" typeface="Microsoft JhengHei"/>
-        <a:font script="Java" typeface="Javanese Text"/>
-        <a:font script="Lisu" typeface="Segoe UI"/>
-        <a:font script="Mymr" typeface="Myanmar Text"/>
-        <a:font script="Nkoo" typeface="Ebrima"/>
-        <a:font script="Olck" typeface="Nirmala UI"/>
-        <a:font script="Osma" typeface="Ebrima"/>
-        <a:font script="Phag" typeface="Phagspa"/>
-        <a:font script="Syrn" typeface="Estrangelo Edessa"/>
-        <a:font script="Syrj" typeface="Estrangelo Edessa"/>
-        <a:font script="Syre" typeface="Estrangelo Edessa"/>
-        <a:font script="Sora" typeface="Nirmala UI"/>
-        <a:font script="Tale" typeface="Microsoft Tai Le"/>
-        <a:font script="Talu" typeface="Microsoft New Tai Lue"/>
-        <a:font script="Tfng" typeface="Ebrima"/>
       </a:minorFont>
     </a:fontScheme>
-    <a:fmtScheme name="Office">
+    <a:fmtScheme>
       <a:fillStyleLst>
         <a:solidFill>
           <a:schemeClr val="phClr"/>
         </a:solidFill>
-        <a:gradFill rotWithShape="1">
+        <a:gradFill>
           <a:gsLst>
             <a:gs pos="0">
               <a:schemeClr val="phClr">
                 <a:lumMod val="110000"/>
-                <a:satMod val="105000"/>
                 <a:tint val="67000"/>
               </a:schemeClr>
             </a:gs>
             <a:gs pos="50000">
               <a:schemeClr val="phClr">
                 <a:lumMod val="105000"/>
-                <a:satMod val="103000"/>
                 <a:tint val="73000"/>
               </a:schemeClr>
             </a:gs>
             <a:gs pos="100000">
               <a:schemeClr val="phClr">
                 <a:lumMod val="105000"/>
-                <a:satMod val="109000"/>
                 <a:tint val="81000"/>
               </a:schemeClr>
             </a:gs>
           </a:gsLst>
           <a:lin ang="5400000" scaled="0"/>
+          <a:tileRect l="0" t="0" r="0" b="0"/>
         </a:gradFill>
-        <a:gradFill rotWithShape="1">
+        <a:gradFill>
           <a:gsLst>
             <a:gs pos="0">
               <a:schemeClr val="phClr">
-                <a:satMod val="103000"/>
                 <a:lumMod val="102000"/>
                 <a:tint val="94000"/>
               </a:schemeClr>
             </a:gs>
             <a:gs pos="50000">
               <a:schemeClr val="phClr">
-                <a:satMod val="110000"/>
                 <a:lumMod val="100000"/>
                 <a:shade val="100000"/>
               </a:schemeClr>
@@ -2086,33 +2250,24 @@
             <a:gs pos="100000">
               <a:schemeClr val="phClr">
                 <a:lumMod val="99000"/>
-                <a:satMod val="120000"/>
                 <a:shade val="78000"/>
               </a:schemeClr>
             </a:gs>
           </a:gsLst>
           <a:lin ang="5400000" scaled="0"/>
+          <a:tileRect l="0" t="0" r="0" b="0"/>
         </a:gradFill>
       </a:fillStyleLst>
       <a:lnStyleLst>
         <a:ln w="6350" cap="flat" cmpd="sng" algn="ctr">
-          <a:solidFill>
-            <a:schemeClr val="phClr"/>
-          </a:solidFill>
           <a:prstDash val="solid"/>
           <a:miter lim="800000"/>
         </a:ln>
         <a:ln w="12700" cap="flat" cmpd="sng" algn="ctr">
-          <a:solidFill>
-            <a:schemeClr val="phClr"/>
-          </a:solidFill>
           <a:prstDash val="solid"/>
           <a:miter lim="800000"/>
         </a:ln>
         <a:ln w="19050" cap="flat" cmpd="sng" algn="ctr">
-          <a:solidFill>
-            <a:schemeClr val="phClr"/>
-          </a:solidFill>
           <a:prstDash val="solid"/>
           <a:miter lim="800000"/>
         </a:ln>
@@ -2125,13 +2280,7 @@
           <a:effectLst/>
         </a:effectStyle>
         <a:effectStyle>
-          <a:effectLst>
-            <a:outerShdw blurRad="57150" dist="19050" dir="5400000" algn="ctr" rotWithShape="0">
-              <a:srgbClr val="000000">
-                <a:alpha val="63000"/>
-              </a:srgbClr>
-            </a:outerShdw>
-          </a:effectLst>
+          <a:effectLst/>
         </a:effectStyle>
       </a:effectStyleLst>
       <a:bgFillStyleLst>
@@ -2141,15 +2290,13 @@
         <a:solidFill>
           <a:schemeClr val="phClr">
             <a:tint val="95000"/>
-            <a:satMod val="170000"/>
           </a:schemeClr>
         </a:solidFill>
-        <a:gradFill rotWithShape="1">
+        <a:gradFill>
           <a:gsLst>
             <a:gs pos="0">
               <a:schemeClr val="phClr">
                 <a:tint val="93000"/>
-                <a:satMod val="150000"/>
                 <a:shade val="98000"/>
                 <a:lumMod val="102000"/>
               </a:schemeClr>
@@ -2157,7 +2304,6 @@
             <a:gs pos="50000">
               <a:schemeClr val="phClr">
                 <a:tint val="98000"/>
-                <a:satMod val="130000"/>
                 <a:shade val="90000"/>
                 <a:lumMod val="103000"/>
               </a:schemeClr>
@@ -2165,26 +2311,28 @@
             <a:gs pos="100000">
               <a:schemeClr val="phClr">
                 <a:shade val="63000"/>
-                <a:satMod val="120000"/>
               </a:schemeClr>
             </a:gs>
           </a:gsLst>
           <a:lin ang="5400000" scaled="0"/>
+          <a:tileRect l="0" t="0" r="0" b="0"/>
         </a:gradFill>
       </a:bgFillStyleLst>
     </a:fmtScheme>
   </a:themeElements>
-  <a:objectDefaults/>
-  <a:extraClrSchemeLst/>
-  <a:extLst>
-    <a:ext uri="{05A4C25C-085E-4340-85A3-A5531E510DB2}">
-      <thm15:themeFamily xmlns:thm15="http://schemas.microsoft.com/office/thememl/2012/main" name="Office Theme" id="{62F939B6-93AF-4DB8-9C6B-D6C7DFDC589F}" vid="{4A3C46E8-61CC-4603-A589-7422A47A8E4A}"/>
-    </a:ext>
-  </a:extLst>
 </a:theme>
 </file>
 
 <file path=customXml/item1.xml><?xml version="1.0" encoding="utf-8"?>
+<?mso-contentType ?>
+<FormTemplates xmlns="http://schemas.microsoft.com/sharepoint/v3/contenttype/forms">
+  <Display>DocumentLibraryForm</Display>
+  <Edit>DocumentLibraryForm</Edit>
+  <New>DocumentLibraryForm</New>
+</FormTemplates>
+</file>
+
+<file path=customXml/item2.xml><?xml version="1.0" encoding="utf-8"?>
 <ct:contentTypeSchema xmlns:ct="http://schemas.microsoft.com/office/2006/metadata/contentType" xmlns:ma="http://schemas.microsoft.com/office/2006/metadata/properties/metaAttributes" ct:_="" ma:_="" ma:contentTypeName="Document" ma:contentTypeID="0x010100D129A719FBE9424BAEAA3E685EC821E5" ma:contentTypeVersion="15" ma:contentTypeDescription="Crée un document." ma:contentTypeScope="" ma:versionID="1d1250d4f23777a3ee201e9b9bdd9630">
   <xsd:schema xmlns:xsd="http://www.w3.org/2001/XMLSchema" xmlns:xs="http://www.w3.org/2001/XMLSchema" xmlns:p="http://schemas.microsoft.com/office/2006/metadata/properties" xmlns:ns2="ee3b7c67-28c9-4d7c-a669-1dff6e18d7da" xmlns:ns3="36e2cab8-2cfe-4038-b0b8-db0d9a630908" targetNamespace="http://schemas.microsoft.com/office/2006/metadata/properties" ma:root="true" ma:fieldsID="8cc5c2f6cc4681878b7c85522b8e7808" ns2:_="" ns3:_="">
     <xsd:import namespace="ee3b7c67-28c9-4d7c-a669-1dff6e18d7da"/>
@@ -2419,15 +2567,6 @@
 </ct:contentTypeSchema>
 </file>
 
-<file path=customXml/item2.xml><?xml version="1.0" encoding="utf-8"?>
-<?mso-contentType ?>
-<FormTemplates xmlns="http://schemas.microsoft.com/sharepoint/v3/contenttype/forms">
-  <Display>DocumentLibraryForm</Display>
-  <Edit>DocumentLibraryForm</Edit>
-  <New>DocumentLibraryForm</New>
-</FormTemplates>
-</file>
-
 <file path=customXml/item3.xml><?xml version="1.0" encoding="utf-8"?>
 <p:properties xmlns:p="http://schemas.microsoft.com/office/2006/metadata/properties" xmlns:xsi="http://www.w3.org/2001/XMLSchema-instance" xmlns:pc="http://schemas.microsoft.com/office/infopath/2007/PartnerControls">
   <documentManagement>
@@ -2440,11 +2579,11 @@
 </file>
 
 <file path=customXml/itemProps1.xml><?xml version="1.0" encoding="utf-8"?>
-<ds:datastoreItem xmlns:ds="http://schemas.openxmlformats.org/officeDocument/2006/customXml" ds:itemID="{62E05AA5-3469-4849-BAB9-BAB028A3B558}"/>
+<ds:datastoreItem xmlns:ds="http://schemas.openxmlformats.org/officeDocument/2006/customXml" ds:itemID="{1574D26A-A6F2-4F4A-9DC4-07C6933DC02C}"/>
 </file>
 
 <file path=customXml/itemProps2.xml><?xml version="1.0" encoding="utf-8"?>
-<ds:datastoreItem xmlns:ds="http://schemas.openxmlformats.org/officeDocument/2006/customXml" ds:itemID="{1574D26A-A6F2-4F4A-9DC4-07C6933DC02C}"/>
+<ds:datastoreItem xmlns:ds="http://schemas.openxmlformats.org/officeDocument/2006/customXml" ds:itemID="{62E05AA5-3469-4849-BAB9-BAB028A3B558}"/>
 </file>
 
 <file path=customXml/itemProps3.xml><?xml version="1.0" encoding="utf-8"?>
